--- a/ЛР №5 Пушкарев М.А..docx
+++ b/ЛР №5 Пушкарев М.А..docx
@@ -40,12 +40,6 @@
                 <w:b/>
               </w:rPr>
             </w:pPr>
-            <w:r>
-              <w:rPr>
-                <w:b/>
-              </w:rPr>
-              <w:t>5555</w:t>
-            </w:r>
             <w:r>
               <w:rPr>
                 <w:b/>
@@ -2373,17 +2367,16 @@
         <w:ind w:firstLine="0"/>
         <w:jc w:val="center"/>
       </w:pPr>
-      <w:commentRangeStart w:id="11"/>
       <w:r>
         <w:rPr>
           <w:noProof/>
         </w:rPr>
         <w:lastRenderedPageBreak/>
         <w:drawing>
-          <wp:inline distT="0" distB="0" distL="0" distR="0" wp14:anchorId="73B4DE3C" wp14:editId="6E5108F2">
-            <wp:extent cx="7613482" cy="5336192"/>
-            <wp:effectExtent l="0" t="0" r="6985" b="0"/>
-            <wp:docPr id="25" name="Рисунок 25"/>
+          <wp:inline distT="0" distB="0" distL="0" distR="0" wp14:anchorId="3AE8EE79" wp14:editId="2AE18938">
+            <wp:extent cx="7399020" cy="5192729"/>
+            <wp:effectExtent l="0" t="0" r="0" b="8255"/>
+            <wp:docPr id="2" name="Рисунок 2"/>
             <wp:cNvGraphicFramePr>
               <a:graphicFrameLocks xmlns:a="http://schemas.openxmlformats.org/drawingml/2006/main" noChangeAspect="1"/>
             </wp:cNvGraphicFramePr>
@@ -2391,17 +2384,11 @@
               <a:graphicData uri="http://schemas.openxmlformats.org/drawingml/2006/picture">
                 <pic:pic xmlns:pic="http://schemas.openxmlformats.org/drawingml/2006/picture">
                   <pic:nvPicPr>
-                    <pic:cNvPr id="25" name="Рисунок 25"/>
+                    <pic:cNvPr id="1" name=""/>
                     <pic:cNvPicPr/>
                   </pic:nvPicPr>
                   <pic:blipFill>
-                    <a:blip r:embed="rId10">
-                      <a:extLst>
-                        <a:ext uri="{28A0092B-C50C-407E-A947-70E740481C1C}">
-                          <a14:useLocalDpi xmlns:a14="http://schemas.microsoft.com/office/drawing/2010/main" val="0"/>
-                        </a:ext>
-                      </a:extLst>
-                    </a:blip>
+                    <a:blip r:embed="rId10"/>
                     <a:stretch>
                       <a:fillRect/>
                     </a:stretch>
@@ -2409,7 +2396,7 @@
                   <pic:spPr>
                     <a:xfrm>
                       <a:off x="0" y="0"/>
-                      <a:ext cx="7613482" cy="5336192"/>
+                      <a:ext cx="7425288" cy="5211164"/>
                     </a:xfrm>
                     <a:prstGeom prst="rect">
                       <a:avLst/>
@@ -2421,13 +2408,6 @@
           </wp:inline>
         </w:drawing>
       </w:r>
-      <w:commentRangeEnd w:id="11"/>
-      <w:r>
-        <w:rPr>
-          <w:rStyle w:val="ab"/>
-        </w:rPr>
-        <w:commentReference w:id="11"/>
-      </w:r>
     </w:p>
     <w:p>
       <w:pPr>
@@ -2476,9 +2456,9 @@
           <w:bCs/>
         </w:rPr>
       </w:pPr>
-      <w:bookmarkStart w:id="12" w:name="_Toc74829066"/>
-      <w:bookmarkStart w:id="13" w:name="_Toc74956675"/>
-      <w:bookmarkStart w:id="14" w:name="_Toc180054719"/>
+      <w:bookmarkStart w:id="11" w:name="_Toc74829066"/>
+      <w:bookmarkStart w:id="12" w:name="_Toc74956675"/>
+      <w:bookmarkStart w:id="13" w:name="_Toc180054719"/>
       <w:r>
         <w:rPr>
           <w:b/>
@@ -2501,9 +2481,9 @@
         </w:rPr>
         <w:t xml:space="preserve"> Описание классов, образующих связь типа «общее-частное»</w:t>
       </w:r>
+      <w:bookmarkEnd w:id="11"/>
       <w:bookmarkEnd w:id="12"/>
       <w:bookmarkEnd w:id="13"/>
-      <w:bookmarkEnd w:id="14"/>
     </w:p>
     <w:p>
       <w:pPr>
@@ -7624,9 +7604,9 @@
           <w:bCs/>
         </w:rPr>
       </w:pPr>
-      <w:bookmarkStart w:id="15" w:name="_Toc74829069"/>
-      <w:bookmarkStart w:id="16" w:name="_Toc74956678"/>
-      <w:bookmarkStart w:id="17" w:name="_Toc136600560"/>
+      <w:bookmarkStart w:id="14" w:name="_Toc74829069"/>
+      <w:bookmarkStart w:id="15" w:name="_Toc74956678"/>
+      <w:bookmarkStart w:id="16" w:name="_Toc136600560"/>
       <w:r>
         <w:rPr>
           <w:b/>
@@ -7644,10 +7624,10 @@
           <w:bCs/>
         </w:rPr>
       </w:pPr>
-      <w:bookmarkStart w:id="18" w:name="_Toc74829067"/>
-      <w:bookmarkStart w:id="19" w:name="_Toc74956676"/>
-      <w:bookmarkStart w:id="20" w:name="_Toc136600558"/>
-      <w:bookmarkStart w:id="21" w:name="_Toc180054720"/>
+      <w:bookmarkStart w:id="17" w:name="_Toc74829067"/>
+      <w:bookmarkStart w:id="18" w:name="_Toc74956676"/>
+      <w:bookmarkStart w:id="19" w:name="_Toc136600558"/>
+      <w:bookmarkStart w:id="20" w:name="_Toc180054720"/>
       <w:r>
         <w:rPr>
           <w:b/>
@@ -7678,10 +7658,10 @@
         </w:rPr>
         <w:t>Git</w:t>
       </w:r>
+      <w:bookmarkEnd w:id="17"/>
       <w:bookmarkEnd w:id="18"/>
       <w:bookmarkEnd w:id="19"/>
       <w:bookmarkEnd w:id="20"/>
-      <w:bookmarkEnd w:id="21"/>
     </w:p>
     <w:p>
       <w:pPr>
@@ -7749,6 +7729,424 @@
             <wp:extent cx="6107438" cy="6435970"/>
             <wp:effectExtent l="0" t="0" r="7620" b="3175"/>
             <wp:docPr id="26" name="Рисунок 26"/>
+            <wp:cNvGraphicFramePr>
+              <a:graphicFrameLocks xmlns:a="http://schemas.openxmlformats.org/drawingml/2006/main" noChangeAspect="1"/>
+            </wp:cNvGraphicFramePr>
+            <a:graphic xmlns:a="http://schemas.openxmlformats.org/drawingml/2006/main">
+              <a:graphicData uri="http://schemas.openxmlformats.org/drawingml/2006/picture">
+                <pic:pic xmlns:pic="http://schemas.openxmlformats.org/drawingml/2006/picture">
+                  <pic:nvPicPr>
+                    <pic:cNvPr id="1" name=""/>
+                    <pic:cNvPicPr/>
+                  </pic:nvPicPr>
+                  <pic:blipFill>
+                    <a:blip r:embed="rId11"/>
+                    <a:stretch>
+                      <a:fillRect/>
+                    </a:stretch>
+                  </pic:blipFill>
+                  <pic:spPr>
+                    <a:xfrm>
+                      <a:off x="0" y="0"/>
+                      <a:ext cx="6126131" cy="6455669"/>
+                    </a:xfrm>
+                    <a:prstGeom prst="rect">
+                      <a:avLst/>
+                    </a:prstGeom>
+                  </pic:spPr>
+                </pic:pic>
+              </a:graphicData>
+            </a:graphic>
+          </wp:inline>
+        </w:drawing>
+      </w:r>
+    </w:p>
+    <w:p>
+      <w:pPr>
+        <w:ind w:firstLine="0"/>
+        <w:jc w:val="center"/>
+      </w:pPr>
+      <w:r>
+        <w:t>Рисунок 3</w:t>
+      </w:r>
+      <w:r>
+        <w:t>.</w:t>
+      </w:r>
+      <w:r>
+        <w:t xml:space="preserve"> Дерево ветвлений </w:t>
+      </w:r>
+      <w:r>
+        <w:rPr>
+          <w:lang w:val="en-US"/>
+        </w:rPr>
+        <w:t>Git</w:t>
+      </w:r>
+    </w:p>
+    <w:p>
+      <w:pPr>
+        <w:ind w:firstLine="709"/>
+        <w:outlineLvl w:val="0"/>
+        <w:rPr>
+          <w:b/>
+          <w:bCs/>
+        </w:rPr>
+      </w:pPr>
+      <w:bookmarkStart w:id="21" w:name="_Toc74829068"/>
+      <w:bookmarkStart w:id="22" w:name="_Toc74956677"/>
+      <w:bookmarkStart w:id="23" w:name="_Toc136600559"/>
+      <w:bookmarkStart w:id="24" w:name="_Toc180054721"/>
+      <w:r>
+        <w:rPr>
+          <w:b/>
+          <w:bCs/>
+        </w:rPr>
+        <w:lastRenderedPageBreak/>
+        <w:t>5</w:t>
+      </w:r>
+      <w:r>
+        <w:rPr>
+          <w:b/>
+          <w:bCs/>
+        </w:rPr>
+        <w:t>.</w:t>
+      </w:r>
+      <w:r>
+        <w:rPr>
+          <w:b/>
+          <w:bCs/>
+        </w:rPr>
+        <w:t xml:space="preserve"> Тестирование программы</w:t>
+      </w:r>
+      <w:bookmarkEnd w:id="21"/>
+      <w:bookmarkEnd w:id="22"/>
+      <w:bookmarkEnd w:id="23"/>
+      <w:bookmarkEnd w:id="24"/>
+    </w:p>
+    <w:p>
+      <w:pPr>
+        <w:ind w:firstLine="709"/>
+      </w:pPr>
+      <w:r>
+        <w:t>Далее приводится процесс функционального тестирования программы.</w:t>
+      </w:r>
+    </w:p>
+    <w:p>
+      <w:pPr>
+        <w:ind w:firstLine="709"/>
+      </w:pPr>
+      <w:r>
+        <w:t>Графический интерфейс пользователя представлен на рисунке 4.</w:t>
+      </w:r>
+    </w:p>
+    <w:p>
+      <w:pPr>
+        <w:ind w:firstLine="0"/>
+        <w:jc w:val="center"/>
+      </w:pPr>
+    </w:p>
+    <w:p>
+      <w:pPr>
+        <w:ind w:firstLine="0"/>
+        <w:jc w:val="center"/>
+      </w:pPr>
+      <w:r>
+        <w:rPr>
+          <w:noProof/>
+        </w:rPr>
+        <w:drawing>
+          <wp:inline distT="0" distB="0" distL="0" distR="0" wp14:anchorId="15C6133D" wp14:editId="20BBA4F0">
+            <wp:extent cx="4125773" cy="2723027"/>
+            <wp:effectExtent l="0" t="0" r="8255" b="1270"/>
+            <wp:docPr id="30" name="Рисунок 30"/>
+            <wp:cNvGraphicFramePr>
+              <a:graphicFrameLocks xmlns:a="http://schemas.openxmlformats.org/drawingml/2006/main" noChangeAspect="1"/>
+            </wp:cNvGraphicFramePr>
+            <a:graphic xmlns:a="http://schemas.openxmlformats.org/drawingml/2006/main">
+              <a:graphicData uri="http://schemas.openxmlformats.org/drawingml/2006/picture">
+                <pic:pic xmlns:pic="http://schemas.openxmlformats.org/drawingml/2006/picture">
+                  <pic:nvPicPr>
+                    <pic:cNvPr id="1" name=""/>
+                    <pic:cNvPicPr/>
+                  </pic:nvPicPr>
+                  <pic:blipFill>
+                    <a:blip r:embed="rId12"/>
+                    <a:stretch>
+                      <a:fillRect/>
+                    </a:stretch>
+                  </pic:blipFill>
+                  <pic:spPr>
+                    <a:xfrm>
+                      <a:off x="0" y="0"/>
+                      <a:ext cx="4146450" cy="2736674"/>
+                    </a:xfrm>
+                    <a:prstGeom prst="rect">
+                      <a:avLst/>
+                    </a:prstGeom>
+                  </pic:spPr>
+                </pic:pic>
+              </a:graphicData>
+            </a:graphic>
+          </wp:inline>
+        </w:drawing>
+      </w:r>
+    </w:p>
+    <w:p>
+      <w:pPr>
+        <w:ind w:firstLine="0"/>
+        <w:jc w:val="center"/>
+      </w:pPr>
+      <w:r>
+        <w:t>Рисунок 4</w:t>
+      </w:r>
+      <w:r>
+        <w:t>.</w:t>
+      </w:r>
+      <w:r>
+        <w:t xml:space="preserve"> Графический интерфейс пользователя</w:t>
+      </w:r>
+    </w:p>
+    <w:p>
+      <w:pPr>
+        <w:ind w:firstLine="0"/>
+        <w:jc w:val="center"/>
+      </w:pPr>
+    </w:p>
+    <w:p>
+      <w:pPr>
+        <w:ind w:firstLine="709"/>
+        <w:outlineLvl w:val="1"/>
+        <w:rPr>
+          <w:b/>
+          <w:bCs/>
+        </w:rPr>
+      </w:pPr>
+      <w:bookmarkStart w:id="25" w:name="_Toc180054722"/>
+      <w:r>
+        <w:rPr>
+          <w:b/>
+          <w:bCs/>
+        </w:rPr>
+        <w:t>5.1</w:t>
+      </w:r>
+      <w:r>
+        <w:rPr>
+          <w:b/>
+          <w:bCs/>
+        </w:rPr>
+        <w:t>.</w:t>
+      </w:r>
+      <w:r>
+        <w:rPr>
+          <w:b/>
+          <w:bCs/>
+        </w:rPr>
+        <w:t xml:space="preserve"> Тестовый случай «Добавить элемент»</w:t>
+      </w:r>
+      <w:bookmarkEnd w:id="25"/>
+    </w:p>
+    <w:p>
+      <w:pPr>
+        <w:ind w:firstLine="709"/>
+      </w:pPr>
+      <w:r>
+        <w:t>Для добавления элемента необходимо вызвать соответствующую форму путём нажатия кнопки «Добавить» (рисунок 5).</w:t>
+      </w:r>
+    </w:p>
+    <w:p>
+      <w:pPr>
+        <w:ind w:firstLine="0"/>
+        <w:jc w:val="center"/>
+      </w:pPr>
+    </w:p>
+    <w:p>
+      <w:pPr>
+        <w:ind w:firstLine="0"/>
+        <w:jc w:val="center"/>
+      </w:pPr>
+      <w:r>
+        <w:rPr>
+          <w:noProof/>
+        </w:rPr>
+        <w:drawing>
+          <wp:inline distT="0" distB="0" distL="0" distR="0" wp14:anchorId="14AB5F93" wp14:editId="57324986">
+            <wp:extent cx="4015409" cy="1354380"/>
+            <wp:effectExtent l="0" t="0" r="4445" b="0"/>
+            <wp:docPr id="31" name="Рисунок 31"/>
+            <wp:cNvGraphicFramePr>
+              <a:graphicFrameLocks xmlns:a="http://schemas.openxmlformats.org/drawingml/2006/main" noChangeAspect="1"/>
+            </wp:cNvGraphicFramePr>
+            <a:graphic xmlns:a="http://schemas.openxmlformats.org/drawingml/2006/main">
+              <a:graphicData uri="http://schemas.openxmlformats.org/drawingml/2006/picture">
+                <pic:pic xmlns:pic="http://schemas.openxmlformats.org/drawingml/2006/picture">
+                  <pic:nvPicPr>
+                    <pic:cNvPr id="1" name=""/>
+                    <pic:cNvPicPr/>
+                  </pic:nvPicPr>
+                  <pic:blipFill>
+                    <a:blip r:embed="rId13"/>
+                    <a:stretch>
+                      <a:fillRect/>
+                    </a:stretch>
+                  </pic:blipFill>
+                  <pic:spPr>
+                    <a:xfrm>
+                      <a:off x="0" y="0"/>
+                      <a:ext cx="4061521" cy="1369933"/>
+                    </a:xfrm>
+                    <a:prstGeom prst="rect">
+                      <a:avLst/>
+                    </a:prstGeom>
+                  </pic:spPr>
+                </pic:pic>
+              </a:graphicData>
+            </a:graphic>
+          </wp:inline>
+        </w:drawing>
+      </w:r>
+    </w:p>
+    <w:p>
+      <w:pPr>
+        <w:ind w:firstLine="0"/>
+        <w:jc w:val="center"/>
+      </w:pPr>
+      <w:r>
+        <w:t>Рисунок 5</w:t>
+      </w:r>
+      <w:r>
+        <w:t>.</w:t>
+      </w:r>
+      <w:r>
+        <w:t xml:space="preserve"> Форма для добавления элемента</w:t>
+      </w:r>
+    </w:p>
+    <w:p>
+      <w:pPr>
+        <w:ind w:firstLine="0"/>
+        <w:jc w:val="center"/>
+      </w:pPr>
+    </w:p>
+    <w:p>
+      <w:pPr>
+        <w:ind w:firstLine="709"/>
+      </w:pPr>
+      <w:r>
+        <w:t>Параметры любой из выбранных зарплат (</w:t>
+      </w:r>
+      <w:r>
+        <w:t>часовая тарифная ставка</w:t>
+      </w:r>
+      <w:r>
+        <w:t xml:space="preserve">, </w:t>
+      </w:r>
+      <w:r>
+        <w:t>оклад за месяц</w:t>
+      </w:r>
+      <w:r>
+        <w:t>,</w:t>
+      </w:r>
+      <w:r>
+        <w:t xml:space="preserve"> </w:t>
+      </w:r>
+      <w:r>
+        <w:t xml:space="preserve">тарифная ставка) можно ввести, </w:t>
+      </w:r>
+      <w:r>
+        <w:t>нажав на</w:t>
+      </w:r>
+      <w:r>
+        <w:t xml:space="preserve"> соответствующую</w:t>
+      </w:r>
+      <w:r>
+        <w:t xml:space="preserve"> кнопку</w:t>
+      </w:r>
+      <w:r>
+        <w:t>.</w:t>
+      </w:r>
+    </w:p>
+    <w:p>
+      <w:pPr>
+        <w:ind w:firstLine="709"/>
+      </w:pPr>
+      <w:r>
+        <w:t>После ввода данных необходимо нажать кнопку «ОК», элемент появится в таблице главной формы (рисунки 6 и 7).</w:t>
+      </w:r>
+    </w:p>
+    <w:p>
+      <w:pPr>
+        <w:ind w:firstLine="0"/>
+        <w:jc w:val="center"/>
+      </w:pPr>
+      <w:r>
+        <w:rPr>
+          <w:noProof/>
+        </w:rPr>
+        <w:lastRenderedPageBreak/>
+        <w:drawing>
+          <wp:inline distT="0" distB="0" distL="0" distR="0" wp14:anchorId="2A80C63D" wp14:editId="563C74DF">
+            <wp:extent cx="4031311" cy="1359744"/>
+            <wp:effectExtent l="0" t="0" r="7620" b="0"/>
+            <wp:docPr id="32" name="Рисунок 32"/>
+            <wp:cNvGraphicFramePr>
+              <a:graphicFrameLocks xmlns:a="http://schemas.openxmlformats.org/drawingml/2006/main" noChangeAspect="1"/>
+            </wp:cNvGraphicFramePr>
+            <a:graphic xmlns:a="http://schemas.openxmlformats.org/drawingml/2006/main">
+              <a:graphicData uri="http://schemas.openxmlformats.org/drawingml/2006/picture">
+                <pic:pic xmlns:pic="http://schemas.openxmlformats.org/drawingml/2006/picture">
+                  <pic:nvPicPr>
+                    <pic:cNvPr id="1" name=""/>
+                    <pic:cNvPicPr/>
+                  </pic:nvPicPr>
+                  <pic:blipFill>
+                    <a:blip r:embed="rId14"/>
+                    <a:stretch>
+                      <a:fillRect/>
+                    </a:stretch>
+                  </pic:blipFill>
+                  <pic:spPr>
+                    <a:xfrm>
+                      <a:off x="0" y="0"/>
+                      <a:ext cx="4087161" cy="1378582"/>
+                    </a:xfrm>
+                    <a:prstGeom prst="rect">
+                      <a:avLst/>
+                    </a:prstGeom>
+                  </pic:spPr>
+                </pic:pic>
+              </a:graphicData>
+            </a:graphic>
+          </wp:inline>
+        </w:drawing>
+      </w:r>
+    </w:p>
+    <w:p>
+      <w:pPr>
+        <w:ind w:firstLine="0"/>
+        <w:jc w:val="center"/>
+      </w:pPr>
+      <w:r>
+        <w:t>Рисунок 6</w:t>
+      </w:r>
+      <w:r>
+        <w:t>.</w:t>
+      </w:r>
+      <w:r>
+        <w:t xml:space="preserve"> Заполнение полей</w:t>
+      </w:r>
+    </w:p>
+    <w:p>
+      <w:pPr>
+        <w:ind w:firstLine="0"/>
+        <w:jc w:val="center"/>
+      </w:pPr>
+      <w:r>
+        <w:rPr>
+          <w:noProof/>
+        </w:rPr>
+        <w:drawing>
+          <wp:inline distT="0" distB="0" distL="0" distR="0" wp14:anchorId="75E56D68" wp14:editId="159B6BC4">
+            <wp:extent cx="4055165" cy="2676426"/>
+            <wp:effectExtent l="0" t="0" r="2540" b="0"/>
+            <wp:docPr id="33" name="Рисунок 33"/>
             <wp:cNvGraphicFramePr>
               <a:graphicFrameLocks xmlns:a="http://schemas.openxmlformats.org/drawingml/2006/main" noChangeAspect="1"/>
             </wp:cNvGraphicFramePr>
@@ -7768,7 +8166,7 @@
                   <pic:spPr>
                     <a:xfrm>
                       <a:off x="0" y="0"/>
-                      <a:ext cx="6126131" cy="6455669"/>
+                      <a:ext cx="4095106" cy="2702787"/>
                     </a:xfrm>
                     <a:prstGeom prst="rect">
                       <a:avLst/>
@@ -7787,97 +8185,132 @@
         <w:jc w:val="center"/>
       </w:pPr>
       <w:r>
-        <w:t>Рисунок 3</w:t>
+        <w:t>Рисунок 7</w:t>
       </w:r>
       <w:r>
         <w:t>.</w:t>
       </w:r>
       <w:r>
-        <w:t xml:space="preserve"> Дерево ветвлений </w:t>
-      </w:r>
-      <w:r>
-        <w:rPr>
-          <w:lang w:val="en-US"/>
-        </w:rPr>
-        <w:t>Git</w:t>
-      </w:r>
+        <w:t xml:space="preserve"> Успешное добавление нового элемента</w:t>
+      </w:r>
+    </w:p>
+    <w:p>
+      <w:pPr>
+        <w:ind w:firstLine="0"/>
+        <w:jc w:val="center"/>
+      </w:pPr>
     </w:p>
     <w:p>
       <w:pPr>
         <w:ind w:firstLine="709"/>
-        <w:outlineLvl w:val="0"/>
-        <w:rPr>
-          <w:b/>
-          <w:bCs/>
-        </w:rPr>
-      </w:pPr>
-      <w:bookmarkStart w:id="22" w:name="_Toc74829068"/>
-      <w:bookmarkStart w:id="23" w:name="_Toc74956677"/>
-      <w:bookmarkStart w:id="24" w:name="_Toc136600559"/>
-      <w:bookmarkStart w:id="25" w:name="_Toc180054721"/>
-      <w:r>
-        <w:rPr>
-          <w:b/>
-          <w:bCs/>
-        </w:rPr>
-        <w:lastRenderedPageBreak/>
-        <w:t>5</w:t>
-      </w:r>
-      <w:r>
-        <w:rPr>
-          <w:b/>
-          <w:bCs/>
+      </w:pPr>
+      <w:r>
+        <w:rPr>
+          <w:rFonts w:cs="Times New Roman"/>
+          <w:noProof/>
+          <w:szCs w:val="28"/>
+        </w:rPr>
+        <w:t>В программе установлено ограничение на ввод символов, отличных от цифр, что препятствует пользователю вводить недопустимые символы.</w:t>
+      </w:r>
+      <w:r>
+        <w:rPr>
+          <w:rFonts w:cs="Times New Roman"/>
+          <w:noProof/>
+          <w:szCs w:val="28"/>
+        </w:rPr>
+        <w:t xml:space="preserve"> Также программа не даст ввести число с несколькими запятыми.</w:t>
+      </w:r>
+    </w:p>
+    <w:p>
+      <w:pPr>
+        <w:ind w:firstLine="709"/>
+        <w:rPr>
+          <w:rFonts w:cs="Times New Roman"/>
+          <w:noProof/>
+          <w:szCs w:val="28"/>
+        </w:rPr>
+      </w:pPr>
+      <w:r>
+        <w:rPr>
+          <w:rFonts w:cs="Times New Roman"/>
+          <w:noProof/>
+          <w:szCs w:val="28"/>
+        </w:rPr>
+        <w:t>В случае, если пользователь не заполнил требуемые поля, то программа выдает Предупреждение «Введите данные.»</w:t>
+      </w:r>
+      <w:r>
+        <w:rPr>
+          <w:rFonts w:cs="Times New Roman"/>
+          <w:noProof/>
+          <w:szCs w:val="28"/>
+        </w:rPr>
+        <w:t>. На рисунках 8 и 9 представлен пример, когда незаполненно поле «Кол-во отработанных часов». О</w:t>
+      </w:r>
+      <w:r>
+        <w:rPr>
+          <w:rFonts w:cs="Times New Roman"/>
+          <w:noProof/>
+          <w:szCs w:val="28"/>
+        </w:rPr>
+        <w:t>бработка</w:t>
+      </w:r>
+      <w:r>
+        <w:rPr>
+          <w:rFonts w:cs="Times New Roman"/>
+          <w:noProof/>
+          <w:szCs w:val="28"/>
+        </w:rPr>
+        <w:t xml:space="preserve"> незаполненных полей</w:t>
+      </w:r>
+      <w:r>
+        <w:rPr>
+          <w:rFonts w:cs="Times New Roman"/>
+          <w:noProof/>
+          <w:szCs w:val="28"/>
+        </w:rPr>
+        <w:t xml:space="preserve"> предусмотрена для всех </w:t>
+      </w:r>
+      <w:r>
+        <w:rPr>
+          <w:rFonts w:cs="Times New Roman"/>
+          <w:noProof/>
+          <w:szCs w:val="28"/>
+        </w:rPr>
+        <w:t>способов начисления заработной платы</w:t>
+      </w:r>
+      <w:r>
+        <w:rPr>
+          <w:rFonts w:cs="Times New Roman"/>
+          <w:noProof/>
+          <w:szCs w:val="28"/>
         </w:rPr>
         <w:t>.</w:t>
       </w:r>
-      <w:r>
-        <w:rPr>
-          <w:b/>
-          <w:bCs/>
-        </w:rPr>
-        <w:t xml:space="preserve"> Тестирование программы</w:t>
-      </w:r>
-      <w:bookmarkEnd w:id="22"/>
-      <w:bookmarkEnd w:id="23"/>
-      <w:bookmarkEnd w:id="24"/>
-      <w:bookmarkEnd w:id="25"/>
     </w:p>
     <w:p>
       <w:pPr>
         <w:ind w:firstLine="709"/>
-      </w:pPr>
-      <w:r>
-        <w:t>Далее приводится процесс функционального тестирования программы.</w:t>
-      </w:r>
-    </w:p>
-    <w:p>
-      <w:pPr>
-        <w:ind w:firstLine="709"/>
-      </w:pPr>
-      <w:r>
-        <w:t>Графический интерфейс пользователя представлен на рисунке 4.</w:t>
-      </w:r>
-    </w:p>
-    <w:p>
-      <w:pPr>
-        <w:ind w:firstLine="0"/>
-        <w:jc w:val="center"/>
-      </w:pPr>
-    </w:p>
-    <w:p>
-      <w:pPr>
-        <w:ind w:firstLine="0"/>
-        <w:jc w:val="center"/>
-      </w:pPr>
-      <w:r>
-        <w:rPr>
+        <w:rPr>
+          <w:rFonts w:cs="Times New Roman"/>
           <w:noProof/>
+          <w:szCs w:val="28"/>
+        </w:rPr>
+      </w:pPr>
+    </w:p>
+    <w:p>
+      <w:pPr>
+        <w:ind w:firstLine="0"/>
+        <w:jc w:val="center"/>
+      </w:pPr>
+      <w:r>
+        <w:rPr>
+          <w:noProof/>
         </w:rPr>
         <w:drawing>
-          <wp:inline distT="0" distB="0" distL="0" distR="0" wp14:anchorId="15C6133D" wp14:editId="20BBA4F0">
-            <wp:extent cx="4125773" cy="2723027"/>
-            <wp:effectExtent l="0" t="0" r="8255" b="1270"/>
-            <wp:docPr id="30" name="Рисунок 30"/>
+          <wp:inline distT="0" distB="0" distL="0" distR="0" wp14:anchorId="524C817F" wp14:editId="571D88B3">
+            <wp:extent cx="3866086" cy="1304014"/>
+            <wp:effectExtent l="0" t="0" r="1270" b="0"/>
+            <wp:docPr id="36" name="Рисунок 36"/>
             <wp:cNvGraphicFramePr>
               <a:graphicFrameLocks xmlns:a="http://schemas.openxmlformats.org/drawingml/2006/main" noChangeAspect="1"/>
             </wp:cNvGraphicFramePr>
@@ -7897,7 +8330,7 @@
                   <pic:spPr>
                     <a:xfrm>
                       <a:off x="0" y="0"/>
-                      <a:ext cx="4146450" cy="2736674"/>
+                      <a:ext cx="3952713" cy="1333233"/>
                     </a:xfrm>
                     <a:prstGeom prst="rect">
                       <a:avLst/>
@@ -7916,67 +8349,17 @@
         <w:jc w:val="center"/>
       </w:pPr>
       <w:r>
-        <w:t>Рисунок 4</w:t>
+        <w:t>Рисунок 8</w:t>
       </w:r>
       <w:r>
         <w:t>.</w:t>
       </w:r>
       <w:r>
-        <w:t xml:space="preserve"> Графический интерфейс пользователя</w:t>
-      </w:r>
-    </w:p>
-    <w:p>
-      <w:pPr>
-        <w:ind w:firstLine="0"/>
-        <w:jc w:val="center"/>
-      </w:pPr>
-    </w:p>
-    <w:p>
-      <w:pPr>
-        <w:ind w:firstLine="709"/>
-        <w:outlineLvl w:val="1"/>
-        <w:rPr>
-          <w:b/>
-          <w:bCs/>
-        </w:rPr>
-      </w:pPr>
-      <w:bookmarkStart w:id="26" w:name="_Toc180054722"/>
-      <w:r>
-        <w:rPr>
-          <w:b/>
-          <w:bCs/>
-        </w:rPr>
-        <w:t>5.1</w:t>
-      </w:r>
-      <w:r>
-        <w:rPr>
-          <w:b/>
-          <w:bCs/>
-        </w:rPr>
-        <w:t>.</w:t>
-      </w:r>
-      <w:r>
-        <w:rPr>
-          <w:b/>
-          <w:bCs/>
-        </w:rPr>
-        <w:t xml:space="preserve"> Тестовый случай «Добавить элемент»</w:t>
-      </w:r>
-      <w:bookmarkEnd w:id="26"/>
-    </w:p>
-    <w:p>
-      <w:pPr>
-        <w:ind w:firstLine="709"/>
-      </w:pPr>
-      <w:r>
-        <w:t>Для добавления элемента необходимо вызвать соответствующую форму путём нажатия кнопки «Добавить» (рисунок 5).</w:t>
-      </w:r>
-    </w:p>
-    <w:p>
-      <w:pPr>
-        <w:ind w:firstLine="0"/>
-        <w:jc w:val="center"/>
-      </w:pPr>
+        <w:t xml:space="preserve"> </w:t>
+      </w:r>
+      <w:r>
+        <w:t>Незаполненное поле</w:t>
+      </w:r>
     </w:p>
     <w:p>
       <w:pPr>
@@ -7987,11 +8370,12 @@
         <w:rPr>
           <w:noProof/>
         </w:rPr>
+        <w:lastRenderedPageBreak/>
         <w:drawing>
-          <wp:inline distT="0" distB="0" distL="0" distR="0" wp14:anchorId="14AB5F93" wp14:editId="57324986">
-            <wp:extent cx="4015409" cy="1354380"/>
-            <wp:effectExtent l="0" t="0" r="4445" b="0"/>
-            <wp:docPr id="31" name="Рисунок 31"/>
+          <wp:inline distT="0" distB="0" distL="0" distR="0" wp14:anchorId="71BF01CC" wp14:editId="743E38C6">
+            <wp:extent cx="1796995" cy="1504093"/>
+            <wp:effectExtent l="0" t="0" r="0" b="1270"/>
+            <wp:docPr id="34" name="Рисунок 34"/>
             <wp:cNvGraphicFramePr>
               <a:graphicFrameLocks xmlns:a="http://schemas.openxmlformats.org/drawingml/2006/main" noChangeAspect="1"/>
             </wp:cNvGraphicFramePr>
@@ -8011,7 +8395,7 @@
                   <pic:spPr>
                     <a:xfrm>
                       <a:off x="0" y="0"/>
-                      <a:ext cx="4061521" cy="1369933"/>
+                      <a:ext cx="1812561" cy="1517122"/>
                     </a:xfrm>
                     <a:prstGeom prst="rect">
                       <a:avLst/>
@@ -8030,13 +8414,16 @@
         <w:jc w:val="center"/>
       </w:pPr>
       <w:r>
-        <w:t>Рисунок 5</w:t>
+        <w:t>Рисунок 9</w:t>
       </w:r>
       <w:r>
         <w:t>.</w:t>
       </w:r>
       <w:r>
-        <w:t xml:space="preserve"> Форма для добавления элемента</w:t>
+        <w:t xml:space="preserve"> Сообщение о</w:t>
+      </w:r>
+      <w:r>
+        <w:t xml:space="preserve"> предупреждении</w:t>
       </w:r>
     </w:p>
     <w:p>
@@ -8050,62 +8437,99 @@
         <w:ind w:firstLine="709"/>
       </w:pPr>
       <w:r>
-        <w:t>Параметры любой из выбранных зарплат (</w:t>
-      </w:r>
-      <w:r>
-        <w:t>часовая тарифная ставка</w:t>
-      </w:r>
-      <w:r>
-        <w:t xml:space="preserve">, </w:t>
-      </w:r>
-      <w:r>
-        <w:t>оклад за месяц</w:t>
+        <w:t>Подобная обработка ошибок предусмотрена для всех параметров заработной платы.</w:t>
+      </w:r>
+    </w:p>
+    <w:p>
+      <w:pPr>
+        <w:ind w:firstLine="709"/>
+        <w:rPr>
+          <w:rFonts w:cs="Times New Roman"/>
+          <w:noProof/>
+          <w:szCs w:val="28"/>
+        </w:rPr>
+      </w:pPr>
+      <w:r>
+        <w:t>В случае ввода в поля «Кол-во рабочих дней в месяце» и «Кол-во отработанных дней» значений больше</w:t>
       </w:r>
       <w:r>
         <w:t>,</w:t>
       </w:r>
       <w:r>
+        <w:t xml:space="preserve"> чем </w:t>
+      </w:r>
+      <w:r>
+        <w:t>количество дней в текущем месяце</w:t>
+      </w:r>
+      <w:r>
+        <w:t>,</w:t>
+      </w:r>
+      <w:r>
         <w:t xml:space="preserve"> </w:t>
       </w:r>
       <w:r>
-        <w:t xml:space="preserve">тарифная ставка) можно ввести, </w:t>
-      </w:r>
-      <w:r>
-        <w:t>нажав на</w:t>
-      </w:r>
-      <w:r>
-        <w:t xml:space="preserve"> соответствующую</w:t>
-      </w:r>
-      <w:r>
-        <w:t xml:space="preserve"> кнопку</w:t>
-      </w:r>
-      <w:r>
-        <w:t>.</w:t>
-      </w:r>
-    </w:p>
-    <w:p>
-      <w:pPr>
-        <w:ind w:firstLine="709"/>
-      </w:pPr>
-      <w:r>
-        <w:t>После ввода данных необходимо нажать кнопку «ОК», элемент появится в таблице главной формы (рисунки 6 и 7).</w:t>
-      </w:r>
-    </w:p>
-    <w:p>
-      <w:pPr>
-        <w:ind w:firstLine="0"/>
-        <w:jc w:val="center"/>
-      </w:pPr>
-      <w:r>
-        <w:rPr>
+        <w:rPr>
+          <w:rFonts w:cs="Times New Roman"/>
           <w:noProof/>
-        </w:rPr>
-        <w:lastRenderedPageBreak/>
+          <w:szCs w:val="28"/>
+        </w:rPr>
+        <w:t>то программа выдает Предупреждение «</w:t>
+      </w:r>
+      <w:r>
+        <w:rPr>
+          <w:rFonts w:cs="Times New Roman"/>
+          <w:noProof/>
+          <w:szCs w:val="28"/>
+        </w:rPr>
+        <w:t>Количество дней в месяце не может быть больше 31</w:t>
+      </w:r>
+      <w:r>
+        <w:rPr>
+          <w:rFonts w:cs="Times New Roman"/>
+          <w:noProof/>
+          <w:szCs w:val="28"/>
+        </w:rPr>
+        <w:t>.»</w:t>
+      </w:r>
+      <w:r>
+        <w:rPr>
+          <w:rFonts w:cs="Times New Roman"/>
+          <w:noProof/>
+          <w:szCs w:val="28"/>
+        </w:rPr>
+        <w:t xml:space="preserve"> (рисунок 10 и 11).</w:t>
+      </w:r>
+    </w:p>
+    <w:p>
+      <w:pPr>
+        <w:ind w:firstLine="0"/>
+        <w:jc w:val="center"/>
+        <w:rPr>
+          <w:rFonts w:cs="Times New Roman"/>
+          <w:noProof/>
+          <w:szCs w:val="28"/>
+        </w:rPr>
+      </w:pPr>
+    </w:p>
+    <w:p>
+      <w:pPr>
+        <w:ind w:firstLine="0"/>
+        <w:jc w:val="center"/>
+        <w:rPr>
+          <w:rFonts w:cs="Times New Roman"/>
+          <w:noProof/>
+          <w:szCs w:val="28"/>
+        </w:rPr>
+      </w:pPr>
+      <w:r>
+        <w:rPr>
+          <w:noProof/>
+        </w:rPr>
         <w:drawing>
-          <wp:inline distT="0" distB="0" distL="0" distR="0" wp14:anchorId="2A80C63D" wp14:editId="563C74DF">
-            <wp:extent cx="4031311" cy="1359744"/>
-            <wp:effectExtent l="0" t="0" r="7620" b="0"/>
-            <wp:docPr id="32" name="Рисунок 32"/>
+          <wp:inline distT="0" distB="0" distL="0" distR="0" wp14:anchorId="0CA3A330" wp14:editId="145D9C30">
+            <wp:extent cx="4691166" cy="1582310"/>
+            <wp:effectExtent l="0" t="0" r="0" b="0"/>
+            <wp:docPr id="39" name="Рисунок 39"/>
             <wp:cNvGraphicFramePr>
               <a:graphicFrameLocks xmlns:a="http://schemas.openxmlformats.org/drawingml/2006/main" noChangeAspect="1"/>
             </wp:cNvGraphicFramePr>
@@ -8125,7 +8549,7 @@
                   <pic:spPr>
                     <a:xfrm>
                       <a:off x="0" y="0"/>
-                      <a:ext cx="4087161" cy="1378582"/>
+                      <a:ext cx="4739018" cy="1598450"/>
                     </a:xfrm>
                     <a:prstGeom prst="rect">
                       <a:avLst/>
@@ -8144,13 +8568,7 @@
         <w:jc w:val="center"/>
       </w:pPr>
       <w:r>
-        <w:t>Рисунок 6</w:t>
-      </w:r>
-      <w:r>
-        <w:t>.</w:t>
-      </w:r>
-      <w:r>
-        <w:t xml:space="preserve"> Заполнение полей</w:t>
+        <w:t>Рисунок 10. Некорректный ввод данных</w:t>
       </w:r>
     </w:p>
     <w:p>
@@ -8163,10 +8581,10 @@
           <w:noProof/>
         </w:rPr>
         <w:drawing>
-          <wp:inline distT="0" distB="0" distL="0" distR="0" wp14:anchorId="75E56D68" wp14:editId="159B6BC4">
-            <wp:extent cx="4055165" cy="2676426"/>
+          <wp:inline distT="0" distB="0" distL="0" distR="0" wp14:anchorId="5AFA07F9" wp14:editId="2043E513">
+            <wp:extent cx="3559815" cy="1494845"/>
             <wp:effectExtent l="0" t="0" r="2540" b="0"/>
-            <wp:docPr id="33" name="Рисунок 33"/>
+            <wp:docPr id="38" name="Рисунок 38"/>
             <wp:cNvGraphicFramePr>
               <a:graphicFrameLocks xmlns:a="http://schemas.openxmlformats.org/drawingml/2006/main" noChangeAspect="1"/>
             </wp:cNvGraphicFramePr>
@@ -8186,7 +8604,7 @@
                   <pic:spPr>
                     <a:xfrm>
                       <a:off x="0" y="0"/>
-                      <a:ext cx="4095106" cy="2702787"/>
+                      <a:ext cx="3604692" cy="1513690"/>
                     </a:xfrm>
                     <a:prstGeom prst="rect">
                       <a:avLst/>
@@ -8205,132 +8623,98 @@
         <w:jc w:val="center"/>
       </w:pPr>
       <w:r>
-        <w:t>Рисунок 7</w:t>
-      </w:r>
-      <w:r>
+        <w:t>Рисунок 11. Сообщение о предупреждении</w:t>
+      </w:r>
+    </w:p>
+    <w:p>
+      <w:pPr>
+        <w:ind w:firstLine="0"/>
+        <w:jc w:val="center"/>
+      </w:pPr>
+    </w:p>
+    <w:p>
+      <w:pPr>
+        <w:ind w:firstLine="0"/>
+        <w:jc w:val="center"/>
+      </w:pPr>
+    </w:p>
+    <w:p>
+      <w:pPr>
+        <w:ind w:firstLine="0"/>
+        <w:jc w:val="center"/>
+      </w:pPr>
+    </w:p>
+    <w:p>
+      <w:pPr>
+        <w:ind w:firstLine="709"/>
+        <w:outlineLvl w:val="1"/>
+        <w:rPr>
+          <w:b/>
+          <w:bCs/>
+        </w:rPr>
+      </w:pPr>
+      <w:bookmarkStart w:id="26" w:name="_Toc180054723"/>
+      <w:r>
+        <w:rPr>
+          <w:b/>
+          <w:bCs/>
+        </w:rPr>
+        <w:lastRenderedPageBreak/>
+        <w:t>5.2</w:t>
+      </w:r>
+      <w:r>
+        <w:rPr>
+          <w:b/>
+          <w:bCs/>
+        </w:rPr>
         <w:t>.</w:t>
       </w:r>
       <w:r>
-        <w:t xml:space="preserve"> Успешное добавление нового элемента</w:t>
-      </w:r>
-    </w:p>
-    <w:p>
-      <w:pPr>
-        <w:ind w:firstLine="0"/>
-        <w:jc w:val="center"/>
-      </w:pPr>
+        <w:rPr>
+          <w:b/>
+          <w:bCs/>
+        </w:rPr>
+        <w:t xml:space="preserve"> Тестовый случай «Удалить элемент»</w:t>
+      </w:r>
+      <w:bookmarkEnd w:id="26"/>
     </w:p>
     <w:p>
       <w:pPr>
         <w:ind w:firstLine="709"/>
       </w:pPr>
       <w:r>
-        <w:rPr>
-          <w:rFonts w:cs="Times New Roman"/>
+        <w:t xml:space="preserve"> Для удаления одного или нескольких элементов необходимо выбрать их в таблице и нажать на кнопку «Удалить» (рисунки 1</w:t>
+      </w:r>
+      <w:r>
+        <w:t>2</w:t>
+      </w:r>
+      <w:r>
+        <w:t xml:space="preserve"> – 15</w:t>
+      </w:r>
+      <w:r>
+        <w:t>).</w:t>
+      </w:r>
+    </w:p>
+    <w:p>
+      <w:pPr>
+        <w:ind w:firstLine="0"/>
+        <w:jc w:val="center"/>
+      </w:pPr>
+    </w:p>
+    <w:p>
+      <w:pPr>
+        <w:ind w:firstLine="0"/>
+        <w:jc w:val="center"/>
+      </w:pPr>
+      <w:r>
+        <w:rPr>
           <w:noProof/>
-          <w:szCs w:val="28"/>
-        </w:rPr>
-        <w:t>В программе установлено ограничение на ввод символов, отличных от цифр, что препятствует пользователю вводить недопустимые символы.</w:t>
-      </w:r>
-      <w:r>
-        <w:rPr>
-          <w:rFonts w:cs="Times New Roman"/>
-          <w:noProof/>
-          <w:szCs w:val="28"/>
-        </w:rPr>
-        <w:t xml:space="preserve"> Также программа не даст ввести число с несколькими запятыми.</w:t>
-      </w:r>
-    </w:p>
-    <w:p>
-      <w:pPr>
-        <w:ind w:firstLine="709"/>
-        <w:rPr>
-          <w:rFonts w:cs="Times New Roman"/>
-          <w:noProof/>
-          <w:szCs w:val="28"/>
-        </w:rPr>
-      </w:pPr>
-      <w:r>
-        <w:rPr>
-          <w:rFonts w:cs="Times New Roman"/>
-          <w:noProof/>
-          <w:szCs w:val="28"/>
-        </w:rPr>
-        <w:t>В случае, если пользователь не заполнил требуемые поля, то программа выдает Предупреждение «Введите данные.»</w:t>
-      </w:r>
-      <w:r>
-        <w:rPr>
-          <w:rFonts w:cs="Times New Roman"/>
-          <w:noProof/>
-          <w:szCs w:val="28"/>
-        </w:rPr>
-        <w:t>. На рисунках 8 и 9 представлен пример, когда незаполненно поле «Кол-во отработанных часов». О</w:t>
-      </w:r>
-      <w:r>
-        <w:rPr>
-          <w:rFonts w:cs="Times New Roman"/>
-          <w:noProof/>
-          <w:szCs w:val="28"/>
-        </w:rPr>
-        <w:t>бработка</w:t>
-      </w:r>
-      <w:r>
-        <w:rPr>
-          <w:rFonts w:cs="Times New Roman"/>
-          <w:noProof/>
-          <w:szCs w:val="28"/>
-        </w:rPr>
-        <w:t xml:space="preserve"> незаполненных полей</w:t>
-      </w:r>
-      <w:r>
-        <w:rPr>
-          <w:rFonts w:cs="Times New Roman"/>
-          <w:noProof/>
-          <w:szCs w:val="28"/>
-        </w:rPr>
-        <w:t xml:space="preserve"> предусмотрена для всех </w:t>
-      </w:r>
-      <w:r>
-        <w:rPr>
-          <w:rFonts w:cs="Times New Roman"/>
-          <w:noProof/>
-          <w:szCs w:val="28"/>
-        </w:rPr>
-        <w:t>способов начисления заработной платы</w:t>
-      </w:r>
-      <w:r>
-        <w:rPr>
-          <w:rFonts w:cs="Times New Roman"/>
-          <w:noProof/>
-          <w:szCs w:val="28"/>
-        </w:rPr>
-        <w:t>.</w:t>
-      </w:r>
-    </w:p>
-    <w:p>
-      <w:pPr>
-        <w:ind w:firstLine="709"/>
-        <w:rPr>
-          <w:rFonts w:cs="Times New Roman"/>
-          <w:noProof/>
-          <w:szCs w:val="28"/>
-        </w:rPr>
-      </w:pPr>
-    </w:p>
-    <w:p>
-      <w:pPr>
-        <w:ind w:firstLine="0"/>
-        <w:jc w:val="center"/>
-      </w:pPr>
-      <w:r>
-        <w:rPr>
-          <w:noProof/>
         </w:rPr>
         <w:drawing>
-          <wp:inline distT="0" distB="0" distL="0" distR="0" wp14:anchorId="524C817F" wp14:editId="571D88B3">
-            <wp:extent cx="3866086" cy="1304014"/>
-            <wp:effectExtent l="0" t="0" r="1270" b="0"/>
-            <wp:docPr id="36" name="Рисунок 36"/>
+          <wp:inline distT="0" distB="0" distL="0" distR="0" wp14:anchorId="612D7189" wp14:editId="6A08C98E">
+            <wp:extent cx="4710519" cy="3108960"/>
+            <wp:effectExtent l="0" t="0" r="0" b="0"/>
+            <wp:docPr id="42" name="Рисунок 42"/>
             <wp:cNvGraphicFramePr>
               <a:graphicFrameLocks xmlns:a="http://schemas.openxmlformats.org/drawingml/2006/main" noChangeAspect="1"/>
             </wp:cNvGraphicFramePr>
@@ -8350,7 +8734,7 @@
                   <pic:spPr>
                     <a:xfrm>
                       <a:off x="0" y="0"/>
-                      <a:ext cx="3952713" cy="1333233"/>
+                      <a:ext cx="4734497" cy="3124786"/>
                     </a:xfrm>
                     <a:prstGeom prst="rect">
                       <a:avLst/>
@@ -8369,16 +8753,7 @@
         <w:jc w:val="center"/>
       </w:pPr>
       <w:r>
-        <w:t>Рисунок 8</w:t>
-      </w:r>
-      <w:r>
-        <w:t>.</w:t>
-      </w:r>
-      <w:r>
-        <w:t xml:space="preserve"> </w:t>
-      </w:r>
-      <w:r>
-        <w:t>Незаполненное поле</w:t>
+        <w:t>Рисунок 12. Выбор элемента в таблице</w:t>
       </w:r>
     </w:p>
     <w:p>
@@ -8390,12 +8765,11 @@
         <w:rPr>
           <w:noProof/>
         </w:rPr>
-        <w:lastRenderedPageBreak/>
         <w:drawing>
-          <wp:inline distT="0" distB="0" distL="0" distR="0" wp14:anchorId="71BF01CC" wp14:editId="743E38C6">
-            <wp:extent cx="1796995" cy="1504093"/>
+          <wp:inline distT="0" distB="0" distL="0" distR="0" wp14:anchorId="5ACC1CA4" wp14:editId="357BC808">
+            <wp:extent cx="4674376" cy="3085106"/>
             <wp:effectExtent l="0" t="0" r="0" b="1270"/>
-            <wp:docPr id="34" name="Рисунок 34"/>
+            <wp:docPr id="43" name="Рисунок 43"/>
             <wp:cNvGraphicFramePr>
               <a:graphicFrameLocks xmlns:a="http://schemas.openxmlformats.org/drawingml/2006/main" noChangeAspect="1"/>
             </wp:cNvGraphicFramePr>
@@ -8415,7 +8789,7 @@
                   <pic:spPr>
                     <a:xfrm>
                       <a:off x="0" y="0"/>
-                      <a:ext cx="1812561" cy="1517122"/>
+                      <a:ext cx="4709577" cy="3108339"/>
                     </a:xfrm>
                     <a:prstGeom prst="rect">
                       <a:avLst/>
@@ -8434,122 +8808,30 @@
         <w:jc w:val="center"/>
       </w:pPr>
       <w:r>
-        <w:t>Рисунок 9</w:t>
-      </w:r>
-      <w:r>
-        <w:t>.</w:t>
-      </w:r>
-      <w:r>
-        <w:t xml:space="preserve"> Сообщение о</w:t>
-      </w:r>
-      <w:r>
-        <w:t xml:space="preserve"> предупреждении</w:t>
-      </w:r>
-    </w:p>
-    <w:p>
-      <w:pPr>
-        <w:ind w:firstLine="0"/>
-        <w:jc w:val="center"/>
-      </w:pPr>
-    </w:p>
-    <w:p>
-      <w:pPr>
-        <w:ind w:firstLine="709"/>
-      </w:pPr>
-      <w:r>
-        <w:t>Подобная обработка ошибок предусмотрена для всех параметров заработной платы.</w:t>
-      </w:r>
-    </w:p>
-    <w:p>
-      <w:pPr>
-        <w:ind w:firstLine="709"/>
-        <w:rPr>
-          <w:rFonts w:cs="Times New Roman"/>
+        <w:t>Рисунок 1</w:t>
+      </w:r>
+      <w:r>
+        <w:t xml:space="preserve">3. </w:t>
+      </w:r>
+      <w:r>
+        <w:t>Результат нажатия кнопки «Удалить»</w:t>
+      </w:r>
+    </w:p>
+    <w:p>
+      <w:pPr>
+        <w:ind w:firstLine="0"/>
+        <w:jc w:val="center"/>
+      </w:pPr>
+      <w:r>
+        <w:rPr>
           <w:noProof/>
-          <w:szCs w:val="28"/>
-        </w:rPr>
-      </w:pPr>
-      <w:r>
-        <w:t>В случае ввода в поля «Кол-во рабочих дней в месяце» и «Кол-во отработанных дней» значений больше</w:t>
-      </w:r>
-      <w:r>
-        <w:t>,</w:t>
-      </w:r>
-      <w:r>
-        <w:t xml:space="preserve"> чем </w:t>
-      </w:r>
-      <w:r>
-        <w:t>количество дней в текущем месяце</w:t>
-      </w:r>
-      <w:r>
-        <w:t>,</w:t>
-      </w:r>
-      <w:r>
-        <w:t xml:space="preserve"> </w:t>
-      </w:r>
-      <w:r>
-        <w:rPr>
-          <w:rFonts w:cs="Times New Roman"/>
-          <w:noProof/>
-          <w:szCs w:val="28"/>
-        </w:rPr>
-        <w:t>то программа выдает Предупреждение «</w:t>
-      </w:r>
-      <w:r>
-        <w:rPr>
-          <w:rFonts w:cs="Times New Roman"/>
-          <w:noProof/>
-          <w:szCs w:val="28"/>
-        </w:rPr>
-        <w:t>Количество дней в месяце не может быть больше 31</w:t>
-      </w:r>
-      <w:r>
-        <w:rPr>
-          <w:rFonts w:cs="Times New Roman"/>
-          <w:noProof/>
-          <w:szCs w:val="28"/>
-        </w:rPr>
-        <w:t>.»</w:t>
-      </w:r>
-      <w:r>
-        <w:rPr>
-          <w:rFonts w:cs="Times New Roman"/>
-          <w:noProof/>
-          <w:szCs w:val="28"/>
-        </w:rPr>
-        <w:t xml:space="preserve"> (рисунок 10 и 11).</w:t>
-      </w:r>
-    </w:p>
-    <w:p>
-      <w:pPr>
-        <w:ind w:firstLine="0"/>
-        <w:jc w:val="center"/>
-        <w:rPr>
-          <w:rFonts w:cs="Times New Roman"/>
-          <w:noProof/>
-          <w:szCs w:val="28"/>
-        </w:rPr>
-      </w:pPr>
-    </w:p>
-    <w:p>
-      <w:pPr>
-        <w:ind w:firstLine="0"/>
-        <w:jc w:val="center"/>
-        <w:rPr>
-          <w:rFonts w:cs="Times New Roman"/>
-          <w:noProof/>
-          <w:szCs w:val="28"/>
-        </w:rPr>
-      </w:pPr>
-      <w:r>
-        <w:rPr>
-          <w:noProof/>
-        </w:rPr>
+        </w:rPr>
+        <w:lastRenderedPageBreak/>
         <w:drawing>
-          <wp:inline distT="0" distB="0" distL="0" distR="0" wp14:anchorId="0CA3A330" wp14:editId="145D9C30">
-            <wp:extent cx="4691166" cy="1582310"/>
+          <wp:inline distT="0" distB="0" distL="0" distR="0" wp14:anchorId="4AAC7BA4" wp14:editId="6BD368C1">
+            <wp:extent cx="4707173" cy="3106752"/>
             <wp:effectExtent l="0" t="0" r="0" b="0"/>
-            <wp:docPr id="39" name="Рисунок 39"/>
+            <wp:docPr id="44" name="Рисунок 44"/>
             <wp:cNvGraphicFramePr>
               <a:graphicFrameLocks xmlns:a="http://schemas.openxmlformats.org/drawingml/2006/main" noChangeAspect="1"/>
             </wp:cNvGraphicFramePr>
@@ -8569,7 +8851,7 @@
                   <pic:spPr>
                     <a:xfrm>
                       <a:off x="0" y="0"/>
-                      <a:ext cx="4739018" cy="1598450"/>
+                      <a:ext cx="4719934" cy="3115175"/>
                     </a:xfrm>
                     <a:prstGeom prst="rect">
                       <a:avLst/>
@@ -8588,7 +8870,13 @@
         <w:jc w:val="center"/>
       </w:pPr>
       <w:r>
-        <w:t>Рисунок 10. Некорректный ввод данных</w:t>
+        <w:t>Рисунок 1</w:t>
+      </w:r>
+      <w:r>
+        <w:t xml:space="preserve">4. </w:t>
+      </w:r>
+      <w:r>
+        <w:t>Выбор нескольких элементов для удаления</w:t>
       </w:r>
     </w:p>
     <w:p>
@@ -8601,10 +8889,10 @@
           <w:noProof/>
         </w:rPr>
         <w:drawing>
-          <wp:inline distT="0" distB="0" distL="0" distR="0" wp14:anchorId="5AFA07F9" wp14:editId="2043E513">
-            <wp:extent cx="3559815" cy="1494845"/>
-            <wp:effectExtent l="0" t="0" r="2540" b="0"/>
-            <wp:docPr id="38" name="Рисунок 38"/>
+          <wp:inline distT="0" distB="0" distL="0" distR="0" wp14:anchorId="555C12D4" wp14:editId="7D9C4543">
+            <wp:extent cx="4715123" cy="3112000"/>
+            <wp:effectExtent l="0" t="0" r="0" b="0"/>
+            <wp:docPr id="45" name="Рисунок 45"/>
             <wp:cNvGraphicFramePr>
               <a:graphicFrameLocks xmlns:a="http://schemas.openxmlformats.org/drawingml/2006/main" noChangeAspect="1"/>
             </wp:cNvGraphicFramePr>
@@ -8624,7 +8912,7 @@
                   <pic:spPr>
                     <a:xfrm>
                       <a:off x="0" y="0"/>
-                      <a:ext cx="3604692" cy="1513690"/>
+                      <a:ext cx="4734788" cy="3124979"/>
                     </a:xfrm>
                     <a:prstGeom prst="rect">
                       <a:avLst/>
@@ -8643,20 +8931,14 @@
         <w:jc w:val="center"/>
       </w:pPr>
       <w:r>
-        <w:t>Рисунок 11. Сообщение о предупреждении</w:t>
-      </w:r>
-    </w:p>
-    <w:p>
-      <w:pPr>
-        <w:ind w:firstLine="0"/>
-        <w:jc w:val="center"/>
-      </w:pPr>
-    </w:p>
-    <w:p>
-      <w:pPr>
-        <w:ind w:firstLine="0"/>
-        <w:jc w:val="center"/>
-      </w:pPr>
+        <w:t>Рисунок 1</w:t>
+      </w:r>
+      <w:r>
+        <w:t xml:space="preserve">5. </w:t>
+      </w:r>
+      <w:r>
+        <w:t>Результат удаления выбранных элементов</w:t>
+      </w:r>
     </w:p>
     <w:p>
       <w:pPr>
@@ -8673,68 +8955,45 @@
           <w:bCs/>
         </w:rPr>
       </w:pPr>
-      <w:bookmarkStart w:id="27" w:name="_Toc180054723"/>
-      <w:r>
-        <w:rPr>
-          <w:b/>
-          <w:bCs/>
+      <w:bookmarkStart w:id="27" w:name="_Toc180054724"/>
+      <w:r>
+        <w:rPr>
+          <w:b/>
+          <w:bCs/>
+        </w:rPr>
+        <w:t>5.3. Тестовый случай «Очистить список»</w:t>
+      </w:r>
+      <w:bookmarkEnd w:id="27"/>
+    </w:p>
+    <w:p>
+      <w:pPr>
+        <w:ind w:firstLine="709"/>
+      </w:pPr>
+      <w:r>
+        <w:t xml:space="preserve">Для того, чтобы очистить список </w:t>
+      </w:r>
+      <w:r>
+        <w:t xml:space="preserve">необходимо </w:t>
+      </w:r>
+      <w:r>
+        <w:t>нажать на кнопку «Очистить список» (рисунок 16 и 17).</w:t>
+      </w:r>
+    </w:p>
+    <w:p>
+      <w:pPr>
+        <w:ind w:firstLine="0"/>
+        <w:jc w:val="center"/>
+      </w:pPr>
+      <w:r>
+        <w:rPr>
+          <w:noProof/>
         </w:rPr>
         <w:lastRenderedPageBreak/>
-        <w:t>5.2</w:t>
-      </w:r>
-      <w:r>
-        <w:rPr>
-          <w:b/>
-          <w:bCs/>
-        </w:rPr>
-        <w:t>.</w:t>
-      </w:r>
-      <w:r>
-        <w:rPr>
-          <w:b/>
-          <w:bCs/>
-        </w:rPr>
-        <w:t xml:space="preserve"> Тестовый случай «Удалить элемент»</w:t>
-      </w:r>
-      <w:bookmarkEnd w:id="27"/>
-    </w:p>
-    <w:p>
-      <w:pPr>
-        <w:ind w:firstLine="709"/>
-      </w:pPr>
-      <w:r>
-        <w:t xml:space="preserve"> Для удаления одного или нескольких элементов необходимо выбрать их в таблице и нажать на кнопку «Удалить» (рисунки 1</w:t>
-      </w:r>
-      <w:r>
-        <w:t>2</w:t>
-      </w:r>
-      <w:r>
-        <w:t xml:space="preserve"> – 15</w:t>
-      </w:r>
-      <w:r>
-        <w:t>).</w:t>
-      </w:r>
-    </w:p>
-    <w:p>
-      <w:pPr>
-        <w:ind w:firstLine="0"/>
-        <w:jc w:val="center"/>
-      </w:pPr>
-    </w:p>
-    <w:p>
-      <w:pPr>
-        <w:ind w:firstLine="0"/>
-        <w:jc w:val="center"/>
-      </w:pPr>
-      <w:r>
-        <w:rPr>
-          <w:noProof/>
-        </w:rPr>
         <w:drawing>
-          <wp:inline distT="0" distB="0" distL="0" distR="0" wp14:anchorId="612D7189" wp14:editId="6A08C98E">
-            <wp:extent cx="4710519" cy="3108960"/>
-            <wp:effectExtent l="0" t="0" r="0" b="0"/>
-            <wp:docPr id="42" name="Рисунок 42"/>
+          <wp:inline distT="0" distB="0" distL="0" distR="0" wp14:anchorId="11B81234" wp14:editId="3E66447D">
+            <wp:extent cx="4491532" cy="2964429"/>
+            <wp:effectExtent l="0" t="0" r="4445" b="7620"/>
+            <wp:docPr id="752585099" name="Рисунок 752585099"/>
             <wp:cNvGraphicFramePr>
               <a:graphicFrameLocks xmlns:a="http://schemas.openxmlformats.org/drawingml/2006/main" noChangeAspect="1"/>
             </wp:cNvGraphicFramePr>
@@ -8754,7 +9013,7 @@
                   <pic:spPr>
                     <a:xfrm>
                       <a:off x="0" y="0"/>
-                      <a:ext cx="4734497" cy="3124786"/>
+                      <a:ext cx="4500704" cy="2970483"/>
                     </a:xfrm>
                     <a:prstGeom prst="rect">
                       <a:avLst/>
@@ -8773,7 +9032,7 @@
         <w:jc w:val="center"/>
       </w:pPr>
       <w:r>
-        <w:t>Рисунок 12. Выбор элемента в таблице</w:t>
+        <w:t>Рисунок 16. Нажатие кнопки «Очистить список»</w:t>
       </w:r>
     </w:p>
     <w:p>
@@ -8786,10 +9045,10 @@
           <w:noProof/>
         </w:rPr>
         <w:drawing>
-          <wp:inline distT="0" distB="0" distL="0" distR="0" wp14:anchorId="5ACC1CA4" wp14:editId="357BC808">
-            <wp:extent cx="4674376" cy="3085106"/>
-            <wp:effectExtent l="0" t="0" r="0" b="1270"/>
-            <wp:docPr id="43" name="Рисунок 43"/>
+          <wp:inline distT="0" distB="0" distL="0" distR="0" wp14:anchorId="66DC2D04" wp14:editId="215A2323">
+            <wp:extent cx="4557369" cy="3007881"/>
+            <wp:effectExtent l="0" t="0" r="0" b="2540"/>
+            <wp:docPr id="752585100" name="Рисунок 752585100"/>
             <wp:cNvGraphicFramePr>
               <a:graphicFrameLocks xmlns:a="http://schemas.openxmlformats.org/drawingml/2006/main" noChangeAspect="1"/>
             </wp:cNvGraphicFramePr>
@@ -8809,7 +9068,7 @@
                   <pic:spPr>
                     <a:xfrm>
                       <a:off x="0" y="0"/>
-                      <a:ext cx="4709577" cy="3108339"/>
+                      <a:ext cx="4566404" cy="3013844"/>
                     </a:xfrm>
                     <a:prstGeom prst="rect">
                       <a:avLst/>
@@ -8824,17 +9083,142 @@
     </w:p>
     <w:p>
       <w:pPr>
-        <w:ind w:firstLine="0"/>
-        <w:jc w:val="center"/>
-      </w:pPr>
-      <w:r>
-        <w:t>Рисунок 1</w:t>
-      </w:r>
-      <w:r>
-        <w:t xml:space="preserve">3. </w:t>
-      </w:r>
-      <w:r>
-        <w:t>Результат нажатия кнопки «Удалить»</w:t>
+        <w:tabs>
+          <w:tab w:val="left" w:pos="993"/>
+        </w:tabs>
+        <w:ind w:firstLine="0"/>
+        <w:jc w:val="center"/>
+      </w:pPr>
+      <w:r>
+        <w:t>Рисунок 17. Результат нажатия на кнопку «Очистить список»</w:t>
+      </w:r>
+    </w:p>
+    <w:p>
+      <w:pPr>
+        <w:tabs>
+          <w:tab w:val="left" w:pos="993"/>
+        </w:tabs>
+        <w:ind w:firstLine="0"/>
+        <w:jc w:val="center"/>
+      </w:pPr>
+    </w:p>
+    <w:p>
+      <w:pPr>
+        <w:ind w:firstLine="709"/>
+        <w:outlineLvl w:val="1"/>
+        <w:rPr>
+          <w:b/>
+          <w:bCs/>
+        </w:rPr>
+      </w:pPr>
+      <w:bookmarkStart w:id="28" w:name="_Toc180054725"/>
+      <w:r>
+        <w:rPr>
+          <w:b/>
+          <w:bCs/>
+        </w:rPr>
+        <w:t>5.</w:t>
+      </w:r>
+      <w:r>
+        <w:rPr>
+          <w:b/>
+          <w:bCs/>
+        </w:rPr>
+        <w:t>4</w:t>
+      </w:r>
+      <w:r>
+        <w:rPr>
+          <w:b/>
+          <w:bCs/>
+        </w:rPr>
+        <w:t>.</w:t>
+      </w:r>
+      <w:r>
+        <w:rPr>
+          <w:b/>
+          <w:bCs/>
+        </w:rPr>
+        <w:t xml:space="preserve"> Тестовый случай «Найти элемент»</w:t>
+      </w:r>
+      <w:bookmarkEnd w:id="28"/>
+    </w:p>
+    <w:p>
+      <w:pPr>
+        <w:ind w:firstLine="709"/>
+        <w:rPr>
+          <w:rFonts w:cs="Times New Roman"/>
+          <w:szCs w:val="28"/>
+        </w:rPr>
+      </w:pPr>
+      <w:r>
+        <w:rPr>
+          <w:rFonts w:cs="Times New Roman"/>
+          <w:szCs w:val="28"/>
+        </w:rPr>
+        <w:t xml:space="preserve">Для </w:t>
+      </w:r>
+      <w:r>
+        <w:rPr>
+          <w:rFonts w:cs="Times New Roman"/>
+          <w:szCs w:val="28"/>
+        </w:rPr>
+        <w:t xml:space="preserve">фильтрации </w:t>
+      </w:r>
+      <w:r>
+        <w:rPr>
+          <w:rFonts w:cs="Times New Roman"/>
+          <w:szCs w:val="28"/>
+        </w:rPr>
+        <w:t>зарплат</w:t>
+      </w:r>
+      <w:r>
+        <w:rPr>
+          <w:rFonts w:cs="Times New Roman"/>
+          <w:szCs w:val="28"/>
+        </w:rPr>
+        <w:t xml:space="preserve"> по определенным критериям </w:t>
+      </w:r>
+      <w:r>
+        <w:rPr>
+          <w:rFonts w:cs="Times New Roman"/>
+          <w:szCs w:val="28"/>
+        </w:rPr>
+        <w:t>необходимо нажать кнопку «Фильтр»</w:t>
+      </w:r>
+      <w:r>
+        <w:rPr>
+          <w:rFonts w:cs="Times New Roman"/>
+          <w:szCs w:val="28"/>
+        </w:rPr>
+        <w:t xml:space="preserve">. </w:t>
+      </w:r>
+      <w:r>
+        <w:rPr>
+          <w:rFonts w:cs="Times New Roman"/>
+          <w:szCs w:val="28"/>
+        </w:rPr>
+        <w:t>Откроется соответствующая форма для поиска (рисунок</w:t>
+      </w:r>
+      <w:r>
+        <w:rPr>
+          <w:rFonts w:cs="Times New Roman"/>
+          <w:szCs w:val="28"/>
+        </w:rPr>
+        <w:t xml:space="preserve"> </w:t>
+      </w:r>
+      <w:r>
+        <w:rPr>
+          <w:rFonts w:cs="Times New Roman"/>
+          <w:szCs w:val="28"/>
+        </w:rPr>
+        <w:t>18</w:t>
+      </w:r>
+      <w:r>
+        <w:rPr>
+          <w:rFonts w:cs="Times New Roman"/>
+          <w:szCs w:val="28"/>
+        </w:rPr>
+        <w:t>).</w:t>
       </w:r>
     </w:p>
     <w:p>
@@ -8848,10 +9232,10 @@
         </w:rPr>
         <w:lastRenderedPageBreak/>
         <w:drawing>
-          <wp:inline distT="0" distB="0" distL="0" distR="0" wp14:anchorId="4AAC7BA4" wp14:editId="6BD368C1">
-            <wp:extent cx="4707173" cy="3106752"/>
-            <wp:effectExtent l="0" t="0" r="0" b="0"/>
-            <wp:docPr id="44" name="Рисунок 44"/>
+          <wp:inline distT="0" distB="0" distL="0" distR="0" wp14:anchorId="7AD6A921" wp14:editId="7CC06ADD">
+            <wp:extent cx="3122424" cy="1757238"/>
+            <wp:effectExtent l="0" t="0" r="1905" b="0"/>
+            <wp:docPr id="46" name="Рисунок 46"/>
             <wp:cNvGraphicFramePr>
               <a:graphicFrameLocks xmlns:a="http://schemas.openxmlformats.org/drawingml/2006/main" noChangeAspect="1"/>
             </wp:cNvGraphicFramePr>
@@ -8871,7 +9255,7 @@
                   <pic:spPr>
                     <a:xfrm>
                       <a:off x="0" y="0"/>
-                      <a:ext cx="4719934" cy="3115175"/>
+                      <a:ext cx="3140222" cy="1767254"/>
                     </a:xfrm>
                     <a:prstGeom prst="rect">
                       <a:avLst/>
@@ -8893,11 +9277,69 @@
         <w:t>Рисунок 1</w:t>
       </w:r>
       <w:r>
-        <w:t xml:space="preserve">4. </w:t>
-      </w:r>
-      <w:r>
-        <w:t>Выбор нескольких элементов для удаления</w:t>
-      </w:r>
+        <w:t>8</w:t>
+      </w:r>
+      <w:r>
+        <w:t>.</w:t>
+      </w:r>
+      <w:r>
+        <w:t xml:space="preserve"> Вызов </w:t>
+      </w:r>
+      <w:r>
+        <w:t xml:space="preserve">формы для фильтрации списка </w:t>
+      </w:r>
+      <w:r>
+        <w:t>зарплат</w:t>
+      </w:r>
+    </w:p>
+    <w:p>
+      <w:pPr>
+        <w:ind w:firstLine="0"/>
+        <w:jc w:val="center"/>
+      </w:pPr>
+    </w:p>
+    <w:p>
+      <w:pPr>
+        <w:ind w:firstLine="709"/>
+      </w:pPr>
+      <w:r>
+        <w:t xml:space="preserve">Ниже приведены примеры фильтрации списка </w:t>
+      </w:r>
+      <w:r>
+        <w:t>зарплат</w:t>
+      </w:r>
+      <w:r>
+        <w:t xml:space="preserve"> по разным критериям</w:t>
+      </w:r>
+      <w:r>
+        <w:t>:</w:t>
+      </w:r>
+    </w:p>
+    <w:p>
+      <w:pPr>
+        <w:pStyle w:val="a4"/>
+        <w:numPr>
+          <w:ilvl w:val="0"/>
+          <w:numId w:val="6"/>
+        </w:numPr>
+        <w:tabs>
+          <w:tab w:val="left" w:pos="993"/>
+        </w:tabs>
+        <w:ind w:left="0" w:firstLine="709"/>
+      </w:pPr>
+      <w:r>
+        <w:t>Тип «Часовая тарифная ставка»</w:t>
+      </w:r>
+    </w:p>
+    <w:p>
+      <w:pPr>
+        <w:pStyle w:val="a4"/>
+        <w:tabs>
+          <w:tab w:val="left" w:pos="993"/>
+        </w:tabs>
+        <w:ind w:left="0" w:firstLine="0"/>
+        <w:jc w:val="center"/>
+      </w:pPr>
     </w:p>
     <w:p>
       <w:pPr>
@@ -8909,10 +9351,10 @@
           <w:noProof/>
         </w:rPr>
         <w:drawing>
-          <wp:inline distT="0" distB="0" distL="0" distR="0" wp14:anchorId="555C12D4" wp14:editId="7D9C4543">
-            <wp:extent cx="4715123" cy="3112000"/>
-            <wp:effectExtent l="0" t="0" r="0" b="0"/>
-            <wp:docPr id="45" name="Рисунок 45"/>
+          <wp:inline distT="0" distB="0" distL="0" distR="0" wp14:anchorId="7D18BC8D" wp14:editId="74D0D440">
+            <wp:extent cx="3122422" cy="1757238"/>
+            <wp:effectExtent l="0" t="0" r="1905" b="0"/>
+            <wp:docPr id="51" name="Рисунок 51"/>
             <wp:cNvGraphicFramePr>
               <a:graphicFrameLocks xmlns:a="http://schemas.openxmlformats.org/drawingml/2006/main" noChangeAspect="1"/>
             </wp:cNvGraphicFramePr>
@@ -8932,7 +9374,7 @@
                   <pic:spPr>
                     <a:xfrm>
                       <a:off x="0" y="0"/>
-                      <a:ext cx="4734788" cy="3124979"/>
+                      <a:ext cx="3151193" cy="1773430"/>
                     </a:xfrm>
                     <a:prstGeom prst="rect">
                       <a:avLst/>
@@ -8954,49 +9396,16 @@
         <w:t>Рисунок 1</w:t>
       </w:r>
       <w:r>
-        <w:t xml:space="preserve">5. </w:t>
-      </w:r>
-      <w:r>
-        <w:t>Результат удаления выбранных элементов</w:t>
-      </w:r>
-    </w:p>
-    <w:p>
-      <w:pPr>
-        <w:ind w:firstLine="0"/>
-        <w:jc w:val="center"/>
-      </w:pPr>
-    </w:p>
-    <w:p>
-      <w:pPr>
-        <w:ind w:firstLine="709"/>
-        <w:outlineLvl w:val="1"/>
-        <w:rPr>
-          <w:b/>
-          <w:bCs/>
-        </w:rPr>
-      </w:pPr>
-      <w:bookmarkStart w:id="28" w:name="_Toc180054724"/>
-      <w:r>
-        <w:rPr>
-          <w:b/>
-          <w:bCs/>
-        </w:rPr>
-        <w:t>5.3. Тестовый случай «Очистить список»</w:t>
-      </w:r>
-      <w:bookmarkEnd w:id="28"/>
-    </w:p>
-    <w:p>
-      <w:pPr>
-        <w:ind w:firstLine="709"/>
-      </w:pPr>
-      <w:r>
-        <w:t xml:space="preserve">Для того, чтобы очистить список </w:t>
-      </w:r>
-      <w:r>
-        <w:t xml:space="preserve">необходимо </w:t>
-      </w:r>
-      <w:r>
-        <w:t>нажать на кнопку «Очистить список» (рисунок 16 и 17).</w:t>
+        <w:t>9</w:t>
+      </w:r>
+      <w:r>
+        <w:t xml:space="preserve">. Поиск </w:t>
+      </w:r>
+      <w:r>
+        <w:t>зарплаты</w:t>
+      </w:r>
+      <w:r>
+        <w:t xml:space="preserve"> по типу «Часова тарифная ставка»</w:t>
       </w:r>
     </w:p>
     <w:p>
@@ -9008,12 +9417,11 @@
         <w:rPr>
           <w:noProof/>
         </w:rPr>
-        <w:lastRenderedPageBreak/>
         <w:drawing>
-          <wp:inline distT="0" distB="0" distL="0" distR="0" wp14:anchorId="11B81234" wp14:editId="3E66447D">
-            <wp:extent cx="4491532" cy="2964429"/>
-            <wp:effectExtent l="0" t="0" r="4445" b="7620"/>
-            <wp:docPr id="752585099" name="Рисунок 752585099"/>
+          <wp:inline distT="0" distB="0" distL="0" distR="0" wp14:anchorId="2E54B88A" wp14:editId="704E03C5">
+            <wp:extent cx="4686421" cy="3093057"/>
+            <wp:effectExtent l="0" t="0" r="0" b="0"/>
+            <wp:docPr id="52" name="Рисунок 52"/>
             <wp:cNvGraphicFramePr>
               <a:graphicFrameLocks xmlns:a="http://schemas.openxmlformats.org/drawingml/2006/main" noChangeAspect="1"/>
             </wp:cNvGraphicFramePr>
@@ -9033,7 +9441,7 @@
                   <pic:spPr>
                     <a:xfrm>
                       <a:off x="0" y="0"/>
-                      <a:ext cx="4500704" cy="2970483"/>
+                      <a:ext cx="4705706" cy="3105785"/>
                     </a:xfrm>
                     <a:prstGeom prst="rect">
                       <a:avLst/>
@@ -9052,12 +9460,55 @@
         <w:jc w:val="center"/>
       </w:pPr>
       <w:r>
-        <w:t>Рисунок 16. Нажатие кнопки «Очистить список»</w:t>
-      </w:r>
-    </w:p>
-    <w:p>
-      <w:pPr>
-        <w:ind w:firstLine="0"/>
+        <w:t xml:space="preserve">Рисунок </w:t>
+      </w:r>
+      <w:r>
+        <w:t>20</w:t>
+      </w:r>
+      <w:r>
+        <w:t xml:space="preserve">. Результат поиска </w:t>
+      </w:r>
+      <w:r>
+        <w:t>зарплаты</w:t>
+      </w:r>
+      <w:r>
+        <w:t xml:space="preserve"> по типу «Часова тарифная ставка»</w:t>
+      </w:r>
+    </w:p>
+    <w:p>
+      <w:pPr>
+        <w:pStyle w:val="a4"/>
+        <w:numPr>
+          <w:ilvl w:val="0"/>
+          <w:numId w:val="6"/>
+        </w:numPr>
+        <w:tabs>
+          <w:tab w:val="left" w:pos="993"/>
+        </w:tabs>
+        <w:ind w:left="0" w:firstLine="709"/>
+      </w:pPr>
+      <w:r>
+        <w:lastRenderedPageBreak/>
+        <w:t>Тип «Оклад за месяц»</w:t>
+      </w:r>
+    </w:p>
+    <w:p>
+      <w:pPr>
+        <w:pStyle w:val="a4"/>
+        <w:tabs>
+          <w:tab w:val="left" w:pos="993"/>
+        </w:tabs>
+        <w:ind w:left="0" w:firstLine="0"/>
+        <w:jc w:val="center"/>
+      </w:pPr>
+    </w:p>
+    <w:p>
+      <w:pPr>
+        <w:pStyle w:val="a4"/>
+        <w:tabs>
+          <w:tab w:val="left" w:pos="993"/>
+        </w:tabs>
+        <w:ind w:left="0" w:firstLine="0"/>
         <w:jc w:val="center"/>
       </w:pPr>
       <w:r>
@@ -9065,10 +9516,10 @@
           <w:noProof/>
         </w:rPr>
         <w:drawing>
-          <wp:inline distT="0" distB="0" distL="0" distR="0" wp14:anchorId="66DC2D04" wp14:editId="215A2323">
-            <wp:extent cx="4557369" cy="3007881"/>
-            <wp:effectExtent l="0" t="0" r="0" b="2540"/>
-            <wp:docPr id="752585100" name="Рисунок 752585100"/>
+          <wp:inline distT="0" distB="0" distL="0" distR="0" wp14:anchorId="524FDB47" wp14:editId="351E2D41">
+            <wp:extent cx="3051781" cy="1717482"/>
+            <wp:effectExtent l="0" t="0" r="0" b="0"/>
+            <wp:docPr id="53" name="Рисунок 53"/>
             <wp:cNvGraphicFramePr>
               <a:graphicFrameLocks xmlns:a="http://schemas.openxmlformats.org/drawingml/2006/main" noChangeAspect="1"/>
             </wp:cNvGraphicFramePr>
@@ -9088,7 +9539,7 @@
                   <pic:spPr>
                     <a:xfrm>
                       <a:off x="0" y="0"/>
-                      <a:ext cx="4566404" cy="3013844"/>
+                      <a:ext cx="3059461" cy="1721804"/>
                     </a:xfrm>
                     <a:prstGeom prst="rect">
                       <a:avLst/>
@@ -9103,159 +9554,43 @@
     </w:p>
     <w:p>
       <w:pPr>
+        <w:ind w:firstLine="0"/>
+        <w:jc w:val="center"/>
+      </w:pPr>
+      <w:r>
+        <w:t xml:space="preserve">Рисунок </w:t>
+      </w:r>
+      <w:r>
+        <w:t>21</w:t>
+      </w:r>
+      <w:r>
+        <w:t xml:space="preserve">. Поиск </w:t>
+      </w:r>
+      <w:r>
+        <w:t>зарплаты</w:t>
+      </w:r>
+      <w:r>
+        <w:t xml:space="preserve"> по типу «Оклад за месяц»</w:t>
+      </w:r>
+    </w:p>
+    <w:p>
+      <w:pPr>
+        <w:pStyle w:val="a4"/>
         <w:tabs>
           <w:tab w:val="left" w:pos="993"/>
         </w:tabs>
-        <w:ind w:firstLine="0"/>
-        <w:jc w:val="center"/>
-      </w:pPr>
-      <w:r>
-        <w:t>Рисунок 17. Результат нажатия на кнопку «Очистить список»</w:t>
-      </w:r>
-    </w:p>
-    <w:p>
-      <w:pPr>
-        <w:tabs>
-          <w:tab w:val="left" w:pos="993"/>
-        </w:tabs>
-        <w:ind w:firstLine="0"/>
-        <w:jc w:val="center"/>
-      </w:pPr>
-    </w:p>
-    <w:p>
-      <w:pPr>
-        <w:ind w:firstLine="709"/>
-        <w:outlineLvl w:val="1"/>
-        <w:rPr>
-          <w:b/>
-          <w:bCs/>
-        </w:rPr>
-      </w:pPr>
-      <w:bookmarkStart w:id="29" w:name="_Toc180054725"/>
-      <w:r>
-        <w:rPr>
-          <w:b/>
-          <w:bCs/>
-        </w:rPr>
-        <w:t>5.</w:t>
-      </w:r>
-      <w:r>
-        <w:rPr>
-          <w:b/>
-          <w:bCs/>
-        </w:rPr>
-        <w:t>4</w:t>
-      </w:r>
-      <w:r>
-        <w:rPr>
-          <w:b/>
-          <w:bCs/>
-        </w:rPr>
-        <w:t>.</w:t>
-      </w:r>
-      <w:r>
-        <w:rPr>
-          <w:b/>
-          <w:bCs/>
-        </w:rPr>
-        <w:t xml:space="preserve"> Тестовый случай «Найти элемент»</w:t>
-      </w:r>
-      <w:bookmarkEnd w:id="29"/>
-    </w:p>
-    <w:p>
-      <w:pPr>
-        <w:ind w:firstLine="709"/>
-        <w:rPr>
-          <w:rFonts w:cs="Times New Roman"/>
-          <w:szCs w:val="28"/>
-        </w:rPr>
-      </w:pPr>
-      <w:r>
-        <w:rPr>
-          <w:rFonts w:cs="Times New Roman"/>
-          <w:szCs w:val="28"/>
-        </w:rPr>
-        <w:t xml:space="preserve">Для </w:t>
-      </w:r>
-      <w:r>
-        <w:rPr>
-          <w:rFonts w:cs="Times New Roman"/>
-          <w:szCs w:val="28"/>
-        </w:rPr>
-        <w:t xml:space="preserve">фильтрации </w:t>
-      </w:r>
-      <w:r>
-        <w:rPr>
-          <w:rFonts w:cs="Times New Roman"/>
-          <w:szCs w:val="28"/>
-        </w:rPr>
-        <w:t>зарплат</w:t>
-      </w:r>
-      <w:r>
-        <w:rPr>
-          <w:rFonts w:cs="Times New Roman"/>
-          <w:szCs w:val="28"/>
-        </w:rPr>
-        <w:t xml:space="preserve"> по определенным критериям </w:t>
-      </w:r>
-      <w:r>
-        <w:rPr>
-          <w:rFonts w:cs="Times New Roman"/>
-          <w:szCs w:val="28"/>
-        </w:rPr>
-        <w:t>необходимо нажать кнопку «Фильтр»</w:t>
-      </w:r>
-      <w:r>
-        <w:rPr>
-          <w:rFonts w:cs="Times New Roman"/>
-          <w:szCs w:val="28"/>
-        </w:rPr>
-        <w:t xml:space="preserve">. </w:t>
-      </w:r>
-      <w:r>
-        <w:rPr>
-          <w:rFonts w:cs="Times New Roman"/>
-          <w:szCs w:val="28"/>
-        </w:rPr>
-        <w:t>Откроется соответствующая форма для поиска (рисунок</w:t>
-      </w:r>
-      <w:r>
-        <w:rPr>
-          <w:rFonts w:cs="Times New Roman"/>
-          <w:szCs w:val="28"/>
-        </w:rPr>
-        <w:t xml:space="preserve"> </w:t>
-      </w:r>
-      <w:r>
-        <w:rPr>
-          <w:rFonts w:cs="Times New Roman"/>
-          <w:szCs w:val="28"/>
-        </w:rPr>
-        <w:t>18</w:t>
-      </w:r>
-      <w:r>
-        <w:rPr>
-          <w:rFonts w:cs="Times New Roman"/>
-          <w:szCs w:val="28"/>
-        </w:rPr>
-        <w:t>).</w:t>
-      </w:r>
-    </w:p>
-    <w:p>
-      <w:pPr>
-        <w:ind w:firstLine="0"/>
+        <w:ind w:left="0" w:firstLine="0"/>
         <w:jc w:val="center"/>
       </w:pPr>
       <w:r>
         <w:rPr>
           <w:noProof/>
         </w:rPr>
-        <w:lastRenderedPageBreak/>
         <w:drawing>
-          <wp:inline distT="0" distB="0" distL="0" distR="0" wp14:anchorId="7AD6A921" wp14:editId="7CC06ADD">
-            <wp:extent cx="3122424" cy="1757238"/>
-            <wp:effectExtent l="0" t="0" r="1905" b="0"/>
-            <wp:docPr id="46" name="Рисунок 46"/>
+          <wp:inline distT="0" distB="0" distL="0" distR="0" wp14:anchorId="2B0CD56C" wp14:editId="45285861">
+            <wp:extent cx="4674374" cy="3085106"/>
+            <wp:effectExtent l="0" t="0" r="0" b="1270"/>
+            <wp:docPr id="54" name="Рисунок 54"/>
             <wp:cNvGraphicFramePr>
               <a:graphicFrameLocks xmlns:a="http://schemas.openxmlformats.org/drawingml/2006/main" noChangeAspect="1"/>
             </wp:cNvGraphicFramePr>
@@ -9275,7 +9610,7 @@
                   <pic:spPr>
                     <a:xfrm>
                       <a:off x="0" y="0"/>
-                      <a:ext cx="3140222" cy="1767254"/>
+                      <a:ext cx="4694830" cy="3098607"/>
                     </a:xfrm>
                     <a:prstGeom prst="rect">
                       <a:avLst/>
@@ -9294,46 +9629,33 @@
         <w:jc w:val="center"/>
       </w:pPr>
       <w:r>
-        <w:t>Рисунок 1</w:t>
-      </w:r>
-      <w:r>
-        <w:t>8</w:t>
-      </w:r>
-      <w:r>
-        <w:t>.</w:t>
-      </w:r>
-      <w:r>
-        <w:t xml:space="preserve"> Вызов </w:t>
-      </w:r>
-      <w:r>
-        <w:t xml:space="preserve">формы для фильтрации списка </w:t>
-      </w:r>
-      <w:r>
-        <w:t>зарплат</w:t>
-      </w:r>
-    </w:p>
-    <w:p>
-      <w:pPr>
-        <w:ind w:firstLine="0"/>
-        <w:jc w:val="center"/>
-      </w:pPr>
-    </w:p>
-    <w:p>
-      <w:pPr>
-        <w:ind w:firstLine="709"/>
-      </w:pPr>
-      <w:r>
-        <w:t xml:space="preserve">Ниже приведены примеры фильтрации списка </w:t>
-      </w:r>
-      <w:r>
-        <w:t>зарплат</w:t>
-      </w:r>
-      <w:r>
-        <w:t xml:space="preserve"> по разным критериям</w:t>
-      </w:r>
-      <w:r>
-        <w:t>:</w:t>
-      </w:r>
+        <w:t xml:space="preserve">Рисунок </w:t>
+      </w:r>
+      <w:r>
+        <w:t>2</w:t>
+      </w:r>
+      <w:r>
+        <w:t>2</w:t>
+      </w:r>
+      <w:r>
+        <w:t xml:space="preserve">. Результат поиска </w:t>
+      </w:r>
+      <w:r>
+        <w:t>зарплаты</w:t>
+      </w:r>
+      <w:r>
+        <w:t xml:space="preserve"> по типу «Оклад за месяц»</w:t>
+      </w:r>
+    </w:p>
+    <w:p>
+      <w:pPr>
+        <w:pStyle w:val="a4"/>
+        <w:tabs>
+          <w:tab w:val="left" w:pos="993"/>
+        </w:tabs>
+        <w:ind w:left="0" w:firstLine="0"/>
+        <w:jc w:val="center"/>
+      </w:pPr>
     </w:p>
     <w:p>
       <w:pPr>
@@ -9348,7 +9670,7 @@
         <w:ind w:left="0" w:firstLine="709"/>
       </w:pPr>
       <w:r>
-        <w:t>Тип «Часовая тарифная ставка»</w:t>
+        <w:t>Тип «Тарифная ставка»</w:t>
       </w:r>
     </w:p>
     <w:p>
@@ -9363,6 +9685,9 @@
     </w:p>
     <w:p>
       <w:pPr>
+        <w:tabs>
+          <w:tab w:val="left" w:pos="993"/>
+        </w:tabs>
         <w:ind w:firstLine="0"/>
         <w:jc w:val="center"/>
       </w:pPr>
@@ -9371,10 +9696,10 @@
           <w:noProof/>
         </w:rPr>
         <w:drawing>
-          <wp:inline distT="0" distB="0" distL="0" distR="0" wp14:anchorId="7D18BC8D" wp14:editId="74D0D440">
-            <wp:extent cx="3122422" cy="1757238"/>
-            <wp:effectExtent l="0" t="0" r="1905" b="0"/>
-            <wp:docPr id="51" name="Рисунок 51"/>
+          <wp:inline distT="0" distB="0" distL="0" distR="0" wp14:anchorId="7D47788C" wp14:editId="67690AB2">
+            <wp:extent cx="2973788" cy="1673589"/>
+            <wp:effectExtent l="0" t="0" r="0" b="3175"/>
+            <wp:docPr id="55" name="Рисунок 55"/>
             <wp:cNvGraphicFramePr>
               <a:graphicFrameLocks xmlns:a="http://schemas.openxmlformats.org/drawingml/2006/main" noChangeAspect="1"/>
             </wp:cNvGraphicFramePr>
@@ -9394,7 +9719,7 @@
                   <pic:spPr>
                     <a:xfrm>
                       <a:off x="0" y="0"/>
-                      <a:ext cx="3151193" cy="1773430"/>
+                      <a:ext cx="2982532" cy="1678510"/>
                     </a:xfrm>
                     <a:prstGeom prst="rect">
                       <a:avLst/>
@@ -9413,10 +9738,10 @@
         <w:jc w:val="center"/>
       </w:pPr>
       <w:r>
-        <w:t>Рисунок 1</w:t>
-      </w:r>
-      <w:r>
-        <w:t>9</w:t>
+        <w:t>Рисунок 2</w:t>
+      </w:r>
+      <w:r>
+        <w:t>3</w:t>
       </w:r>
       <w:r>
         <w:t xml:space="preserve">. Поиск </w:t>
@@ -9425,11 +9750,14 @@
         <w:t>зарплаты</w:t>
       </w:r>
       <w:r>
-        <w:t xml:space="preserve"> по типу «Часова тарифная ставка»</w:t>
-      </w:r>
-    </w:p>
-    <w:p>
-      <w:pPr>
+        <w:t xml:space="preserve"> по типу «Тарифная ставка»</w:t>
+      </w:r>
+    </w:p>
+    <w:p>
+      <w:pPr>
+        <w:tabs>
+          <w:tab w:val="left" w:pos="993"/>
+        </w:tabs>
         <w:ind w:firstLine="0"/>
         <w:jc w:val="center"/>
       </w:pPr>
@@ -9437,11 +9765,12 @@
         <w:rPr>
           <w:noProof/>
         </w:rPr>
+        <w:lastRenderedPageBreak/>
         <w:drawing>
-          <wp:inline distT="0" distB="0" distL="0" distR="0" wp14:anchorId="2E54B88A" wp14:editId="704E03C5">
-            <wp:extent cx="4686421" cy="3093057"/>
-            <wp:effectExtent l="0" t="0" r="0" b="0"/>
-            <wp:docPr id="52" name="Рисунок 52"/>
+          <wp:inline distT="0" distB="0" distL="0" distR="0" wp14:anchorId="715FA38D" wp14:editId="3CED5AD3">
+            <wp:extent cx="4174435" cy="2755144"/>
+            <wp:effectExtent l="0" t="0" r="0" b="7620"/>
+            <wp:docPr id="56" name="Рисунок 56"/>
             <wp:cNvGraphicFramePr>
               <a:graphicFrameLocks xmlns:a="http://schemas.openxmlformats.org/drawingml/2006/main" noChangeAspect="1"/>
             </wp:cNvGraphicFramePr>
@@ -9461,7 +9790,7 @@
                   <pic:spPr>
                     <a:xfrm>
                       <a:off x="0" y="0"/>
-                      <a:ext cx="4705706" cy="3105785"/>
+                      <a:ext cx="4186902" cy="2763373"/>
                     </a:xfrm>
                     <a:prstGeom prst="rect">
                       <a:avLst/>
@@ -9480,10 +9809,10 @@
         <w:jc w:val="center"/>
       </w:pPr>
       <w:r>
-        <w:t xml:space="preserve">Рисунок </w:t>
-      </w:r>
-      <w:r>
-        <w:t>20</w:t>
+        <w:t>Рисунок 2</w:t>
+      </w:r>
+      <w:r>
+        <w:t>4</w:t>
       </w:r>
       <w:r>
         <w:t xml:space="preserve">. Результат поиска </w:t>
@@ -9492,8 +9821,17 @@
         <w:t>зарплаты</w:t>
       </w:r>
       <w:r>
-        <w:t xml:space="preserve"> по типу «Часова тарифная ставка»</w:t>
-      </w:r>
+        <w:t xml:space="preserve"> по типу «Тарифная ставка»</w:t>
+      </w:r>
+    </w:p>
+    <w:p>
+      <w:pPr>
+        <w:tabs>
+          <w:tab w:val="left" w:pos="993"/>
+        </w:tabs>
+        <w:ind w:firstLine="0"/>
+        <w:jc w:val="center"/>
+      </w:pPr>
     </w:p>
     <w:p>
       <w:pPr>
@@ -9508,27 +9846,24 @@
         <w:ind w:left="0" w:firstLine="709"/>
       </w:pPr>
       <w:r>
-        <w:lastRenderedPageBreak/>
-        <w:t>Тип «Оклад за месяц»</w:t>
-      </w:r>
-    </w:p>
-    <w:p>
-      <w:pPr>
-        <w:pStyle w:val="a4"/>
+        <w:t>Значение «Сумма»</w:t>
+      </w:r>
+    </w:p>
+    <w:p>
+      <w:pPr>
         <w:tabs>
           <w:tab w:val="left" w:pos="993"/>
         </w:tabs>
-        <w:ind w:left="0" w:firstLine="0"/>
-        <w:jc w:val="center"/>
-      </w:pPr>
-    </w:p>
-    <w:p>
-      <w:pPr>
-        <w:pStyle w:val="a4"/>
+        <w:ind w:firstLine="0"/>
+        <w:jc w:val="center"/>
+      </w:pPr>
+    </w:p>
+    <w:p>
+      <w:pPr>
         <w:tabs>
           <w:tab w:val="left" w:pos="993"/>
         </w:tabs>
-        <w:ind w:left="0" w:firstLine="0"/>
+        <w:ind w:firstLine="0"/>
         <w:jc w:val="center"/>
       </w:pPr>
       <w:r>
@@ -9536,10 +9871,10 @@
           <w:noProof/>
         </w:rPr>
         <w:drawing>
-          <wp:inline distT="0" distB="0" distL="0" distR="0" wp14:anchorId="524FDB47" wp14:editId="351E2D41">
-            <wp:extent cx="3051781" cy="1717482"/>
+          <wp:inline distT="0" distB="0" distL="0" distR="0" wp14:anchorId="5A361A8C" wp14:editId="221DD326">
+            <wp:extent cx="2918129" cy="1642265"/>
             <wp:effectExtent l="0" t="0" r="0" b="0"/>
-            <wp:docPr id="53" name="Рисунок 53"/>
+            <wp:docPr id="57" name="Рисунок 57"/>
             <wp:cNvGraphicFramePr>
               <a:graphicFrameLocks xmlns:a="http://schemas.openxmlformats.org/drawingml/2006/main" noChangeAspect="1"/>
             </wp:cNvGraphicFramePr>
@@ -9559,7 +9894,7 @@
                   <pic:spPr>
                     <a:xfrm>
                       <a:off x="0" y="0"/>
-                      <a:ext cx="3059461" cy="1721804"/>
+                      <a:ext cx="2925492" cy="1646409"/>
                     </a:xfrm>
                     <a:prstGeom prst="rect">
                       <a:avLst/>
@@ -9578,10 +9913,10 @@
         <w:jc w:val="center"/>
       </w:pPr>
       <w:r>
-        <w:t xml:space="preserve">Рисунок </w:t>
-      </w:r>
-      <w:r>
-        <w:t>21</w:t>
+        <w:t>Рисунок 2</w:t>
+      </w:r>
+      <w:r>
+        <w:t>5</w:t>
       </w:r>
       <w:r>
         <w:t xml:space="preserve">. Поиск </w:t>
@@ -9590,16 +9925,15 @@
         <w:t>зарплаты</w:t>
       </w:r>
       <w:r>
-        <w:t xml:space="preserve"> по типу «Оклад за месяц»</w:t>
-      </w:r>
-    </w:p>
-    <w:p>
-      <w:pPr>
-        <w:pStyle w:val="a4"/>
+        <w:t xml:space="preserve"> по значению «Сумма»</w:t>
+      </w:r>
+    </w:p>
+    <w:p>
+      <w:pPr>
         <w:tabs>
           <w:tab w:val="left" w:pos="993"/>
         </w:tabs>
-        <w:ind w:left="0" w:firstLine="0"/>
+        <w:ind w:firstLine="0"/>
         <w:jc w:val="center"/>
       </w:pPr>
       <w:r>
@@ -9607,10 +9941,10 @@
           <w:noProof/>
         </w:rPr>
         <w:drawing>
-          <wp:inline distT="0" distB="0" distL="0" distR="0" wp14:anchorId="2B0CD56C" wp14:editId="45285861">
-            <wp:extent cx="4674374" cy="3085106"/>
-            <wp:effectExtent l="0" t="0" r="0" b="1270"/>
-            <wp:docPr id="54" name="Рисунок 54"/>
+          <wp:inline distT="0" distB="0" distL="0" distR="0" wp14:anchorId="1D13E30C" wp14:editId="67CD770F">
+            <wp:extent cx="4180433" cy="2759103"/>
+            <wp:effectExtent l="0" t="0" r="0" b="3175"/>
+            <wp:docPr id="58" name="Рисунок 58"/>
             <wp:cNvGraphicFramePr>
               <a:graphicFrameLocks xmlns:a="http://schemas.openxmlformats.org/drawingml/2006/main" noChangeAspect="1"/>
             </wp:cNvGraphicFramePr>
@@ -9630,7 +9964,7 @@
                   <pic:spPr>
                     <a:xfrm>
                       <a:off x="0" y="0"/>
-                      <a:ext cx="4694830" cy="3098607"/>
+                      <a:ext cx="4207734" cy="2777122"/>
                     </a:xfrm>
                     <a:prstGeom prst="rect">
                       <a:avLst/>
@@ -9645,61 +9979,58 @@
     </w:p>
     <w:p>
       <w:pPr>
-        <w:ind w:firstLine="0"/>
-        <w:jc w:val="center"/>
-      </w:pPr>
-      <w:r>
-        <w:t xml:space="preserve">Рисунок </w:t>
-      </w:r>
-      <w:r>
-        <w:t>2</w:t>
-      </w:r>
-      <w:r>
-        <w:t>2</w:t>
-      </w:r>
-      <w:r>
-        <w:t xml:space="preserve">. Результат поиска </w:t>
-      </w:r>
-      <w:r>
-        <w:t>зарплаты</w:t>
-      </w:r>
-      <w:r>
-        <w:t xml:space="preserve"> по типу «Оклад за месяц»</w:t>
-      </w:r>
-    </w:p>
-    <w:p>
-      <w:pPr>
-        <w:pStyle w:val="a4"/>
         <w:tabs>
           <w:tab w:val="left" w:pos="993"/>
         </w:tabs>
-        <w:ind w:left="0" w:firstLine="0"/>
-        <w:jc w:val="center"/>
-      </w:pPr>
-    </w:p>
-    <w:p>
-      <w:pPr>
-        <w:pStyle w:val="a4"/>
-        <w:numPr>
-          <w:ilvl w:val="0"/>
-          <w:numId w:val="6"/>
-        </w:numPr>
+        <w:ind w:firstLine="0"/>
+        <w:jc w:val="center"/>
+      </w:pPr>
+      <w:r>
+        <w:t>Рисунок 2</w:t>
+      </w:r>
+      <w:r>
+        <w:t>6</w:t>
+      </w:r>
+      <w:r>
+        <w:t xml:space="preserve">. Результат поиска </w:t>
+      </w:r>
+      <w:r>
+        <w:t>зарплаты</w:t>
+      </w:r>
+      <w:r>
+        <w:t xml:space="preserve"> по значению «Сумма»</w:t>
+      </w:r>
+    </w:p>
+    <w:p>
+      <w:pPr>
         <w:tabs>
           <w:tab w:val="left" w:pos="993"/>
         </w:tabs>
-        <w:ind w:left="0" w:firstLine="709"/>
-      </w:pPr>
-      <w:r>
-        <w:t>Тип «Тарифная ставка»</w:t>
-      </w:r>
-    </w:p>
-    <w:p>
-      <w:pPr>
-        <w:pStyle w:val="a4"/>
+        <w:ind w:firstLine="709"/>
+      </w:pPr>
+      <w:r>
+        <w:lastRenderedPageBreak/>
+        <w:t>На рисунках 2</w:t>
+      </w:r>
+      <w:r>
+        <w:t>7</w:t>
+      </w:r>
+      <w:r>
+        <w:t xml:space="preserve"> и 2</w:t>
+      </w:r>
+      <w:r>
+        <w:t>8</w:t>
+      </w:r>
+      <w:r>
+        <w:t xml:space="preserve"> представлена реакция системы на некорректное поведение пользователя.</w:t>
+      </w:r>
+    </w:p>
+    <w:p>
+      <w:pPr>
         <w:tabs>
           <w:tab w:val="left" w:pos="993"/>
         </w:tabs>
-        <w:ind w:left="0" w:firstLine="0"/>
+        <w:ind w:firstLine="0"/>
         <w:jc w:val="center"/>
       </w:pPr>
     </w:p>
@@ -9716,10 +10047,10 @@
           <w:noProof/>
         </w:rPr>
         <w:drawing>
-          <wp:inline distT="0" distB="0" distL="0" distR="0" wp14:anchorId="7D47788C" wp14:editId="67690AB2">
-            <wp:extent cx="2973788" cy="1673589"/>
-            <wp:effectExtent l="0" t="0" r="0" b="3175"/>
-            <wp:docPr id="55" name="Рисунок 55"/>
+          <wp:inline distT="0" distB="0" distL="0" distR="0" wp14:anchorId="1001935C" wp14:editId="4632DC6A">
+            <wp:extent cx="2626157" cy="1478593"/>
+            <wp:effectExtent l="0" t="0" r="3175" b="7620"/>
+            <wp:docPr id="59" name="Рисунок 59"/>
             <wp:cNvGraphicFramePr>
               <a:graphicFrameLocks xmlns:a="http://schemas.openxmlformats.org/drawingml/2006/main" noChangeAspect="1"/>
             </wp:cNvGraphicFramePr>
@@ -9739,7 +10070,7 @@
                   <pic:spPr>
                     <a:xfrm>
                       <a:off x="0" y="0"/>
-                      <a:ext cx="2982532" cy="1678510"/>
+                      <a:ext cx="2641611" cy="1487294"/>
                     </a:xfrm>
                     <a:prstGeom prst="rect">
                       <a:avLst/>
@@ -9754,27 +10085,6 @@
     </w:p>
     <w:p>
       <w:pPr>
-        <w:ind w:firstLine="0"/>
-        <w:jc w:val="center"/>
-      </w:pPr>
-      <w:r>
-        <w:t>Рисунок 2</w:t>
-      </w:r>
-      <w:r>
-        <w:t>3</w:t>
-      </w:r>
-      <w:r>
-        <w:t xml:space="preserve">. Поиск </w:t>
-      </w:r>
-      <w:r>
-        <w:t>зарплаты</w:t>
-      </w:r>
-      <w:r>
-        <w:t xml:space="preserve"> по типу «Тарифная ставка»</w:t>
-      </w:r>
-    </w:p>
-    <w:p>
-      <w:pPr>
         <w:tabs>
           <w:tab w:val="left" w:pos="993"/>
         </w:tabs>
@@ -9782,15 +10092,47 @@
         <w:jc w:val="center"/>
       </w:pPr>
       <w:r>
+        <w:t>Рисунок 2</w:t>
+      </w:r>
+      <w:r>
+        <w:t>7</w:t>
+      </w:r>
+      <w:r>
+        <w:t>. Нажатие кнопки «Найти» при незаполненном поле</w:t>
+      </w:r>
+      <w:r>
+        <w:t xml:space="preserve"> </w:t>
+      </w:r>
+    </w:p>
+    <w:p>
+      <w:pPr>
+        <w:tabs>
+          <w:tab w:val="left" w:pos="993"/>
+        </w:tabs>
+        <w:ind w:firstLine="0"/>
+        <w:jc w:val="center"/>
+      </w:pPr>
+      <w:r>
+        <w:t>«Введите необходимую сумму»</w:t>
+      </w:r>
+    </w:p>
+    <w:p>
+      <w:pPr>
+        <w:tabs>
+          <w:tab w:val="left" w:pos="993"/>
+        </w:tabs>
+        <w:ind w:firstLine="0"/>
+        <w:jc w:val="center"/>
+      </w:pPr>
+      <w:r>
         <w:rPr>
           <w:noProof/>
         </w:rPr>
-        <w:lastRenderedPageBreak/>
         <w:drawing>
-          <wp:inline distT="0" distB="0" distL="0" distR="0" wp14:anchorId="715FA38D" wp14:editId="3CED5AD3">
-            <wp:extent cx="4174435" cy="2755144"/>
-            <wp:effectExtent l="0" t="0" r="0" b="7620"/>
-            <wp:docPr id="56" name="Рисунок 56"/>
+          <wp:inline distT="0" distB="0" distL="0" distR="0" wp14:anchorId="175FEDC0" wp14:editId="46EF3EE3">
+            <wp:extent cx="1755648" cy="1121255"/>
+            <wp:effectExtent l="0" t="0" r="0" b="3175"/>
+            <wp:docPr id="60" name="Рисунок 60"/>
             <wp:cNvGraphicFramePr>
               <a:graphicFrameLocks xmlns:a="http://schemas.openxmlformats.org/drawingml/2006/main" noChangeAspect="1"/>
             </wp:cNvGraphicFramePr>
@@ -9810,7 +10152,7 @@
                   <pic:spPr>
                     <a:xfrm>
                       <a:off x="0" y="0"/>
-                      <a:ext cx="4186902" cy="2763373"/>
+                      <a:ext cx="1767238" cy="1128657"/>
                     </a:xfrm>
                     <a:prstGeom prst="rect">
                       <a:avLst/>
@@ -9825,58 +10167,95 @@
     </w:p>
     <w:p>
       <w:pPr>
-        <w:ind w:firstLine="0"/>
-        <w:jc w:val="center"/>
-      </w:pPr>
-      <w:r>
-        <w:t>Рисунок 2</w:t>
-      </w:r>
-      <w:r>
-        <w:t>4</w:t>
-      </w:r>
-      <w:r>
-        <w:t xml:space="preserve">. Результат поиска </w:t>
-      </w:r>
-      <w:r>
-        <w:t>зарплаты</w:t>
-      </w:r>
-      <w:r>
-        <w:t xml:space="preserve"> по типу «Тарифная ставка»</w:t>
-      </w:r>
-    </w:p>
-    <w:p>
-      <w:pPr>
         <w:tabs>
           <w:tab w:val="left" w:pos="993"/>
         </w:tabs>
         <w:ind w:firstLine="0"/>
         <w:jc w:val="center"/>
       </w:pPr>
-    </w:p>
-    <w:p>
-      <w:pPr>
-        <w:pStyle w:val="a4"/>
-        <w:numPr>
-          <w:ilvl w:val="0"/>
-          <w:numId w:val="6"/>
-        </w:numPr>
+      <w:r>
+        <w:t>Рисунок 2</w:t>
+      </w:r>
+      <w:r>
+        <w:t>8</w:t>
+      </w:r>
+      <w:r>
+        <w:t xml:space="preserve">. Предупреждение пользователя при незаполненном поле </w:t>
+      </w:r>
+    </w:p>
+    <w:p>
+      <w:pPr>
         <w:tabs>
           <w:tab w:val="left" w:pos="993"/>
         </w:tabs>
-        <w:ind w:left="0" w:firstLine="709"/>
-      </w:pPr>
-      <w:r>
-        <w:t>Значение «Сумма»</w:t>
-      </w:r>
+        <w:ind w:firstLine="0"/>
+        <w:jc w:val="center"/>
+      </w:pPr>
+      <w:r>
+        <w:t>«Введите необходимую сумму»</w:t>
+      </w:r>
+    </w:p>
+    <w:p>
+      <w:pPr>
+        <w:ind w:firstLine="0"/>
+        <w:jc w:val="center"/>
+      </w:pPr>
+    </w:p>
+    <w:p>
+      <w:pPr>
+        <w:ind w:firstLine="709"/>
+        <w:outlineLvl w:val="1"/>
+        <w:rPr>
+          <w:b/>
+          <w:bCs/>
+        </w:rPr>
+      </w:pPr>
+      <w:bookmarkStart w:id="29" w:name="_Toc180054726"/>
+      <w:r>
+        <w:rPr>
+          <w:b/>
+          <w:bCs/>
+        </w:rPr>
+        <w:t>5.</w:t>
+      </w:r>
+      <w:r>
+        <w:rPr>
+          <w:b/>
+          <w:bCs/>
+        </w:rPr>
+        <w:t>5</w:t>
+      </w:r>
+      <w:r>
+        <w:rPr>
+          <w:b/>
+          <w:bCs/>
+        </w:rPr>
+        <w:t>. Тестовый случай «Сброс фильтра»</w:t>
+      </w:r>
+      <w:bookmarkEnd w:id="29"/>
     </w:p>
     <w:p>
       <w:pPr>
         <w:tabs>
           <w:tab w:val="left" w:pos="993"/>
         </w:tabs>
-        <w:ind w:firstLine="0"/>
-        <w:jc w:val="center"/>
-      </w:pPr>
+        <w:ind w:firstLine="709"/>
+      </w:pPr>
+      <w:r>
+        <w:t>На рисунках 2</w:t>
+      </w:r>
+      <w:r>
+        <w:t>9</w:t>
+      </w:r>
+      <w:r>
+        <w:t xml:space="preserve"> и </w:t>
+      </w:r>
+      <w:r>
+        <w:t>30</w:t>
+      </w:r>
+      <w:r>
+        <w:t xml:space="preserve"> представлена работа функции сброса фильтра.</w:t>
+      </w:r>
     </w:p>
     <w:p>
       <w:pPr>
@@ -9886,15 +10265,24 @@
         <w:ind w:firstLine="0"/>
         <w:jc w:val="center"/>
       </w:pPr>
+    </w:p>
+    <w:p>
+      <w:pPr>
+        <w:tabs>
+          <w:tab w:val="left" w:pos="993"/>
+        </w:tabs>
+        <w:ind w:firstLine="0"/>
+        <w:jc w:val="center"/>
+      </w:pPr>
       <w:r>
         <w:rPr>
           <w:noProof/>
         </w:rPr>
         <w:drawing>
-          <wp:inline distT="0" distB="0" distL="0" distR="0" wp14:anchorId="5A361A8C" wp14:editId="221DD326">
-            <wp:extent cx="2918129" cy="1642265"/>
-            <wp:effectExtent l="0" t="0" r="0" b="0"/>
-            <wp:docPr id="57" name="Рисунок 57"/>
+          <wp:inline distT="0" distB="0" distL="0" distR="0" wp14:anchorId="36A46316" wp14:editId="46DA7579">
+            <wp:extent cx="4167237" cy="2750515"/>
+            <wp:effectExtent l="0" t="0" r="5080" b="0"/>
+            <wp:docPr id="61" name="Рисунок 61"/>
             <wp:cNvGraphicFramePr>
               <a:graphicFrameLocks xmlns:a="http://schemas.openxmlformats.org/drawingml/2006/main" noChangeAspect="1"/>
             </wp:cNvGraphicFramePr>
@@ -9914,7 +10302,7 @@
                   <pic:spPr>
                     <a:xfrm>
                       <a:off x="0" y="0"/>
-                      <a:ext cx="2925492" cy="1646409"/>
+                      <a:ext cx="4197436" cy="2770447"/>
                     </a:xfrm>
                     <a:prstGeom prst="rect">
                       <a:avLst/>
@@ -9929,27 +10317,6 @@
     </w:p>
     <w:p>
       <w:pPr>
-        <w:ind w:firstLine="0"/>
-        <w:jc w:val="center"/>
-      </w:pPr>
-      <w:r>
-        <w:t>Рисунок 2</w:t>
-      </w:r>
-      <w:r>
-        <w:t>5</w:t>
-      </w:r>
-      <w:r>
-        <w:t xml:space="preserve">. Поиск </w:t>
-      </w:r>
-      <w:r>
-        <w:t>зарплаты</w:t>
-      </w:r>
-      <w:r>
-        <w:t xml:space="preserve"> по значению «Сумма»</w:t>
-      </w:r>
-    </w:p>
-    <w:p>
-      <w:pPr>
         <w:tabs>
           <w:tab w:val="left" w:pos="993"/>
         </w:tabs>
@@ -9957,14 +10324,33 @@
         <w:jc w:val="center"/>
       </w:pPr>
       <w:r>
+        <w:t>Рисунок 2</w:t>
+      </w:r>
+      <w:r>
+        <w:t>9</w:t>
+      </w:r>
+      <w:r>
+        <w:t>. Нажатие кнопки «Сбросить фильтр»</w:t>
+      </w:r>
+    </w:p>
+    <w:p>
+      <w:pPr>
+        <w:tabs>
+          <w:tab w:val="left" w:pos="993"/>
+        </w:tabs>
+        <w:ind w:firstLine="0"/>
+        <w:jc w:val="center"/>
+      </w:pPr>
+      <w:r>
         <w:rPr>
           <w:noProof/>
         </w:rPr>
+        <w:lastRenderedPageBreak/>
         <w:drawing>
-          <wp:inline distT="0" distB="0" distL="0" distR="0" wp14:anchorId="1D13E30C" wp14:editId="67CD770F">
-            <wp:extent cx="4180433" cy="2759103"/>
-            <wp:effectExtent l="0" t="0" r="0" b="3175"/>
-            <wp:docPr id="58" name="Рисунок 58"/>
+          <wp:inline distT="0" distB="0" distL="0" distR="0" wp14:anchorId="7FFEF58A" wp14:editId="69B585D2">
+            <wp:extent cx="4399982" cy="2904134"/>
+            <wp:effectExtent l="0" t="0" r="635" b="0"/>
+            <wp:docPr id="62" name="Рисунок 62"/>
             <wp:cNvGraphicFramePr>
               <a:graphicFrameLocks xmlns:a="http://schemas.openxmlformats.org/drawingml/2006/main" noChangeAspect="1"/>
             </wp:cNvGraphicFramePr>
@@ -9984,7 +10370,7 @@
                   <pic:spPr>
                     <a:xfrm>
                       <a:off x="0" y="0"/>
-                      <a:ext cx="4207734" cy="2777122"/>
+                      <a:ext cx="4411969" cy="2912046"/>
                     </a:xfrm>
                     <a:prstGeom prst="rect">
                       <a:avLst/>
@@ -10006,19 +10392,13 @@
         <w:jc w:val="center"/>
       </w:pPr>
       <w:r>
-        <w:t>Рисунок 2</w:t>
-      </w:r>
-      <w:r>
-        <w:t>6</w:t>
-      </w:r>
-      <w:r>
-        <w:t xml:space="preserve">. Результат поиска </w:t>
-      </w:r>
-      <w:r>
-        <w:t>зарплаты</w:t>
-      </w:r>
-      <w:r>
-        <w:t xml:space="preserve"> по значению «Сумма»</w:t>
+        <w:t xml:space="preserve">Рисунок </w:t>
+      </w:r>
+      <w:r>
+        <w:t>30</w:t>
+      </w:r>
+      <w:r>
+        <w:t>. Отображение исходного списка после сброса фильтра</w:t>
       </w:r>
     </w:p>
     <w:p>
@@ -10026,39 +10406,81 @@
         <w:tabs>
           <w:tab w:val="left" w:pos="993"/>
         </w:tabs>
+        <w:ind w:firstLine="0"/>
+        <w:jc w:val="center"/>
+      </w:pPr>
+    </w:p>
+    <w:p>
+      <w:pPr>
         <w:ind w:firstLine="709"/>
-      </w:pPr>
-      <w:r>
-        <w:lastRenderedPageBreak/>
-        <w:t>На рисунках 2</w:t>
-      </w:r>
-      <w:r>
-        <w:t>7</w:t>
-      </w:r>
-      <w:r>
-        <w:t xml:space="preserve"> и 2</w:t>
-      </w:r>
-      <w:r>
-        <w:t>8</w:t>
-      </w:r>
-      <w:r>
-        <w:t xml:space="preserve"> представлена реакция системы на некорректное поведение пользователя.</w:t>
-      </w:r>
-    </w:p>
-    <w:p>
-      <w:pPr>
-        <w:tabs>
-          <w:tab w:val="left" w:pos="993"/>
-        </w:tabs>
-        <w:ind w:firstLine="0"/>
-        <w:jc w:val="center"/>
-      </w:pPr>
-    </w:p>
-    <w:p>
-      <w:pPr>
-        <w:tabs>
-          <w:tab w:val="left" w:pos="993"/>
-        </w:tabs>
+        <w:outlineLvl w:val="1"/>
+        <w:rPr>
+          <w:b/>
+          <w:bCs/>
+        </w:rPr>
+      </w:pPr>
+      <w:bookmarkStart w:id="30" w:name="_Toc180054727"/>
+      <w:r>
+        <w:rPr>
+          <w:b/>
+          <w:bCs/>
+        </w:rPr>
+        <w:t>5.</w:t>
+      </w:r>
+      <w:r>
+        <w:rPr>
+          <w:b/>
+          <w:bCs/>
+        </w:rPr>
+        <w:t>6</w:t>
+      </w:r>
+      <w:r>
+        <w:rPr>
+          <w:b/>
+          <w:bCs/>
+        </w:rPr>
+        <w:t>.</w:t>
+      </w:r>
+      <w:r>
+        <w:rPr>
+          <w:b/>
+          <w:bCs/>
+        </w:rPr>
+        <w:t xml:space="preserve"> Тестовый случай «Сохранить данные»</w:t>
+      </w:r>
+      <w:bookmarkEnd w:id="30"/>
+    </w:p>
+    <w:p>
+      <w:pPr>
+        <w:ind w:firstLine="709"/>
+      </w:pPr>
+      <w:r>
+        <w:t xml:space="preserve">Для сохранения данных в таблице необходимо нажать на панели «Файл\Сохранить» (рисунок </w:t>
+      </w:r>
+      <w:r>
+        <w:t>31</w:t>
+      </w:r>
+      <w:r>
+        <w:t xml:space="preserve">). Откроется системный диалог сохранения файла, где пользователь выбирает директорию и указывает имя файла (рисунок </w:t>
+      </w:r>
+      <w:r>
+        <w:t>3</w:t>
+      </w:r>
+      <w:r>
+        <w:t>2</w:t>
+      </w:r>
+      <w:r>
+        <w:t>).</w:t>
+      </w:r>
+    </w:p>
+    <w:p>
+      <w:pPr>
+        <w:ind w:firstLine="0"/>
+        <w:jc w:val="center"/>
+      </w:pPr>
+    </w:p>
+    <w:p>
+      <w:pPr>
         <w:ind w:firstLine="0"/>
         <w:jc w:val="center"/>
       </w:pPr>
@@ -10067,10 +10489,10 @@
           <w:noProof/>
         </w:rPr>
         <w:drawing>
-          <wp:inline distT="0" distB="0" distL="0" distR="0" wp14:anchorId="1001935C" wp14:editId="4632DC6A">
-            <wp:extent cx="2626157" cy="1478593"/>
-            <wp:effectExtent l="0" t="0" r="3175" b="7620"/>
-            <wp:docPr id="59" name="Рисунок 59"/>
+          <wp:inline distT="0" distB="0" distL="0" distR="0" wp14:anchorId="0BC6F57F" wp14:editId="6E54C2A1">
+            <wp:extent cx="4550055" cy="2932089"/>
+            <wp:effectExtent l="0" t="0" r="3175" b="1905"/>
+            <wp:docPr id="752585088" name="Рисунок 752585088"/>
             <wp:cNvGraphicFramePr>
               <a:graphicFrameLocks xmlns:a="http://schemas.openxmlformats.org/drawingml/2006/main" noChangeAspect="1"/>
             </wp:cNvGraphicFramePr>
@@ -10090,7 +10512,7 @@
                   <pic:spPr>
                     <a:xfrm>
                       <a:off x="0" y="0"/>
-                      <a:ext cx="2641611" cy="1487294"/>
+                      <a:ext cx="4562176" cy="2939900"/>
                     </a:xfrm>
                     <a:prstGeom prst="rect">
                       <a:avLst/>
@@ -10105,42 +10527,27 @@
     </w:p>
     <w:p>
       <w:pPr>
-        <w:tabs>
-          <w:tab w:val="left" w:pos="993"/>
-        </w:tabs>
-        <w:ind w:firstLine="0"/>
-        <w:jc w:val="center"/>
-      </w:pPr>
-      <w:r>
-        <w:t>Рисунок 2</w:t>
-      </w:r>
-      <w:r>
-        <w:t>7</w:t>
-      </w:r>
-      <w:r>
-        <w:t>. Нажатие кнопки «Найти» при незаполненном поле</w:t>
-      </w:r>
-      <w:r>
-        <w:t xml:space="preserve"> </w:t>
-      </w:r>
-    </w:p>
-    <w:p>
-      <w:pPr>
-        <w:tabs>
-          <w:tab w:val="left" w:pos="993"/>
-        </w:tabs>
-        <w:ind w:firstLine="0"/>
-        <w:jc w:val="center"/>
-      </w:pPr>
-      <w:r>
-        <w:t>«Введите необходимую сумму»</w:t>
-      </w:r>
-    </w:p>
-    <w:p>
-      <w:pPr>
-        <w:tabs>
-          <w:tab w:val="left" w:pos="993"/>
-        </w:tabs>
+        <w:ind w:firstLine="0"/>
+        <w:jc w:val="center"/>
+      </w:pPr>
+      <w:r>
+        <w:t xml:space="preserve">Рисунок </w:t>
+      </w:r>
+      <w:r>
+        <w:t>3</w:t>
+      </w:r>
+      <w:r>
+        <w:t>1</w:t>
+      </w:r>
+      <w:r>
+        <w:t>.</w:t>
+      </w:r>
+      <w:r>
+        <w:t xml:space="preserve"> Сохранение данных</w:t>
+      </w:r>
+    </w:p>
+    <w:p>
+      <w:pPr>
         <w:ind w:firstLine="0"/>
         <w:jc w:val="center"/>
       </w:pPr>
@@ -10148,11 +10555,12 @@
         <w:rPr>
           <w:noProof/>
         </w:rPr>
+        <w:lastRenderedPageBreak/>
         <w:drawing>
-          <wp:inline distT="0" distB="0" distL="0" distR="0" wp14:anchorId="175FEDC0" wp14:editId="46EF3EE3">
-            <wp:extent cx="1755648" cy="1121255"/>
-            <wp:effectExtent l="0" t="0" r="0" b="3175"/>
-            <wp:docPr id="60" name="Рисунок 60"/>
+          <wp:inline distT="0" distB="0" distL="0" distR="0" wp14:anchorId="52DCDD08" wp14:editId="4FE2774F">
+            <wp:extent cx="5265478" cy="2779776"/>
+            <wp:effectExtent l="0" t="0" r="0" b="1905"/>
+            <wp:docPr id="752585091" name="Рисунок 752585091"/>
             <wp:cNvGraphicFramePr>
               <a:graphicFrameLocks xmlns:a="http://schemas.openxmlformats.org/drawingml/2006/main" noChangeAspect="1"/>
             </wp:cNvGraphicFramePr>
@@ -10172,7 +10580,7 @@
                   <pic:spPr>
                     <a:xfrm>
                       <a:off x="0" y="0"/>
-                      <a:ext cx="1767238" cy="1128657"/>
+                      <a:ext cx="5277822" cy="2786293"/>
                     </a:xfrm>
                     <a:prstGeom prst="rect">
                       <a:avLst/>
@@ -10187,110 +10595,64 @@
     </w:p>
     <w:p>
       <w:pPr>
-        <w:tabs>
-          <w:tab w:val="left" w:pos="993"/>
-        </w:tabs>
-        <w:ind w:firstLine="0"/>
-        <w:jc w:val="center"/>
-      </w:pPr>
-      <w:r>
-        <w:t>Рисунок 2</w:t>
-      </w:r>
-      <w:r>
-        <w:t>8</w:t>
-      </w:r>
-      <w:r>
-        <w:t xml:space="preserve">. Предупреждение пользователя при незаполненном поле </w:t>
-      </w:r>
-    </w:p>
-    <w:p>
-      <w:pPr>
-        <w:tabs>
-          <w:tab w:val="left" w:pos="993"/>
-        </w:tabs>
-        <w:ind w:firstLine="0"/>
-        <w:jc w:val="center"/>
-      </w:pPr>
-      <w:r>
-        <w:t>«Введите необходимую сумму»</w:t>
-      </w:r>
-    </w:p>
-    <w:p>
-      <w:pPr>
-        <w:ind w:firstLine="0"/>
-        <w:jc w:val="center"/>
-      </w:pPr>
+        <w:ind w:firstLine="0"/>
+        <w:jc w:val="center"/>
+      </w:pPr>
+      <w:r>
+        <w:t xml:space="preserve">Рисунок </w:t>
+      </w:r>
+      <w:r>
+        <w:t>3</w:t>
+      </w:r>
+      <w:r>
+        <w:t>2</w:t>
+      </w:r>
+      <w:r>
+        <w:t>.</w:t>
+      </w:r>
+      <w:r>
+        <w:t xml:space="preserve"> Сохранение файла</w:t>
+      </w:r>
     </w:p>
     <w:p>
       <w:pPr>
         <w:ind w:firstLine="709"/>
-        <w:outlineLvl w:val="1"/>
-        <w:rPr>
-          <w:b/>
-          <w:bCs/>
-        </w:rPr>
-      </w:pPr>
-      <w:bookmarkStart w:id="30" w:name="_Toc180054726"/>
-      <w:r>
-        <w:rPr>
-          <w:b/>
-          <w:bCs/>
-        </w:rPr>
-        <w:t>5.</w:t>
-      </w:r>
-      <w:r>
-        <w:rPr>
-          <w:b/>
-          <w:bCs/>
-        </w:rPr>
-        <w:t>5</w:t>
-      </w:r>
-      <w:r>
-        <w:rPr>
-          <w:b/>
-          <w:bCs/>
-        </w:rPr>
-        <w:t>. Тестовый случай «Сброс фильтра»</w:t>
-      </w:r>
-      <w:bookmarkEnd w:id="30"/>
-    </w:p>
-    <w:p>
-      <w:pPr>
-        <w:tabs>
-          <w:tab w:val="left" w:pos="993"/>
-        </w:tabs>
+      </w:pPr>
+    </w:p>
+    <w:p>
+      <w:pPr>
         <w:ind w:firstLine="709"/>
       </w:pPr>
       <w:r>
-        <w:t>На рисунках 2</w:t>
-      </w:r>
-      <w:r>
-        <w:t>9</w:t>
+        <w:t xml:space="preserve">После сохранения данных в файл появится соответствующее сообщение (рисунки </w:t>
+      </w:r>
+      <w:r>
+        <w:t>3</w:t>
+      </w:r>
+      <w:r>
+        <w:t>3</w:t>
       </w:r>
       <w:r>
         <w:t xml:space="preserve"> и </w:t>
       </w:r>
       <w:r>
-        <w:t>30</w:t>
-      </w:r>
-      <w:r>
-        <w:t xml:space="preserve"> представлена работа функции сброса фильтра.</w:t>
-      </w:r>
-    </w:p>
-    <w:p>
-      <w:pPr>
-        <w:tabs>
-          <w:tab w:val="left" w:pos="993"/>
-        </w:tabs>
-        <w:ind w:firstLine="0"/>
-        <w:jc w:val="center"/>
-      </w:pPr>
-    </w:p>
-    <w:p>
-      <w:pPr>
-        <w:tabs>
-          <w:tab w:val="left" w:pos="993"/>
-        </w:tabs>
+        <w:t>3</w:t>
+      </w:r>
+      <w:r>
+        <w:t>4</w:t>
+      </w:r>
+      <w:r>
+        <w:t>).</w:t>
+      </w:r>
+    </w:p>
+    <w:p>
+      <w:pPr>
+        <w:ind w:firstLine="0"/>
+        <w:jc w:val="center"/>
+      </w:pPr>
+    </w:p>
+    <w:p>
+      <w:pPr>
         <w:ind w:firstLine="0"/>
         <w:jc w:val="center"/>
       </w:pPr>
@@ -10299,10 +10661,10 @@
           <w:noProof/>
         </w:rPr>
         <w:drawing>
-          <wp:inline distT="0" distB="0" distL="0" distR="0" wp14:anchorId="36A46316" wp14:editId="46DA7579">
-            <wp:extent cx="4167237" cy="2750515"/>
-            <wp:effectExtent l="0" t="0" r="5080" b="0"/>
-            <wp:docPr id="61" name="Рисунок 61"/>
+          <wp:inline distT="0" distB="0" distL="0" distR="0" wp14:anchorId="352BCC63" wp14:editId="17AA8648">
+            <wp:extent cx="1850745" cy="1246956"/>
+            <wp:effectExtent l="0" t="0" r="0" b="0"/>
+            <wp:docPr id="752585090" name="Рисунок 752585090"/>
             <wp:cNvGraphicFramePr>
               <a:graphicFrameLocks xmlns:a="http://schemas.openxmlformats.org/drawingml/2006/main" noChangeAspect="1"/>
             </wp:cNvGraphicFramePr>
@@ -10322,7 +10684,7 @@
                   <pic:spPr>
                     <a:xfrm>
                       <a:off x="0" y="0"/>
-                      <a:ext cx="4197436" cy="2770447"/>
+                      <a:ext cx="1859881" cy="1253111"/>
                     </a:xfrm>
                     <a:prstGeom prst="rect">
                       <a:avLst/>
@@ -10337,27 +10699,27 @@
     </w:p>
     <w:p>
       <w:pPr>
-        <w:tabs>
-          <w:tab w:val="left" w:pos="993"/>
-        </w:tabs>
-        <w:ind w:firstLine="0"/>
-        <w:jc w:val="center"/>
-      </w:pPr>
-      <w:r>
-        <w:t>Рисунок 2</w:t>
-      </w:r>
-      <w:r>
-        <w:t>9</w:t>
-      </w:r>
-      <w:r>
-        <w:t>. Нажатие кнопки «Сбросить фильтр»</w:t>
-      </w:r>
-    </w:p>
-    <w:p>
-      <w:pPr>
-        <w:tabs>
-          <w:tab w:val="left" w:pos="993"/>
-        </w:tabs>
+        <w:ind w:firstLine="0"/>
+        <w:jc w:val="center"/>
+      </w:pPr>
+      <w:r>
+        <w:t xml:space="preserve">Рисунок </w:t>
+      </w:r>
+      <w:r>
+        <w:t>3</w:t>
+      </w:r>
+      <w:r>
+        <w:t>3</w:t>
+      </w:r>
+      <w:r>
+        <w:t>.</w:t>
+      </w:r>
+      <w:r>
+        <w:t xml:space="preserve"> Сообщение о сохранении файла</w:t>
+      </w:r>
+    </w:p>
+    <w:p>
+      <w:pPr>
         <w:ind w:firstLine="0"/>
         <w:jc w:val="center"/>
       </w:pPr>
@@ -10365,12 +10727,11 @@
         <w:rPr>
           <w:noProof/>
         </w:rPr>
-        <w:lastRenderedPageBreak/>
         <w:drawing>
-          <wp:inline distT="0" distB="0" distL="0" distR="0" wp14:anchorId="7FFEF58A" wp14:editId="69B585D2">
-            <wp:extent cx="4399982" cy="2904134"/>
-            <wp:effectExtent l="0" t="0" r="635" b="0"/>
-            <wp:docPr id="62" name="Рисунок 62"/>
+          <wp:inline distT="0" distB="0" distL="0" distR="0" wp14:anchorId="0CEEEB60" wp14:editId="62024907">
+            <wp:extent cx="5145683" cy="2830982"/>
+            <wp:effectExtent l="0" t="0" r="0" b="7620"/>
+            <wp:docPr id="752585092" name="Рисунок 752585092"/>
             <wp:cNvGraphicFramePr>
               <a:graphicFrameLocks xmlns:a="http://schemas.openxmlformats.org/drawingml/2006/main" noChangeAspect="1"/>
             </wp:cNvGraphicFramePr>
@@ -10390,7 +10751,7 @@
                   <pic:spPr>
                     <a:xfrm>
                       <a:off x="0" y="0"/>
-                      <a:ext cx="4411969" cy="2912046"/>
+                      <a:ext cx="5159619" cy="2838649"/>
                     </a:xfrm>
                     <a:prstGeom prst="rect">
                       <a:avLst/>
@@ -10405,9 +10766,6 @@
     </w:p>
     <w:p>
       <w:pPr>
-        <w:tabs>
-          <w:tab w:val="left" w:pos="993"/>
-        </w:tabs>
         <w:ind w:firstLine="0"/>
         <w:jc w:val="center"/>
       </w:pPr>
@@ -10415,79 +10773,31 @@
         <w:t xml:space="preserve">Рисунок </w:t>
       </w:r>
       <w:r>
-        <w:t>30</w:t>
-      </w:r>
-      <w:r>
-        <w:t>. Отображение исходного списка после сброса фильтра</w:t>
-      </w:r>
-    </w:p>
-    <w:p>
-      <w:pPr>
-        <w:tabs>
-          <w:tab w:val="left" w:pos="993"/>
-        </w:tabs>
-        <w:ind w:firstLine="0"/>
-        <w:jc w:val="center"/>
-      </w:pPr>
+        <w:t>3</w:t>
+      </w:r>
+      <w:r>
+        <w:t>4</w:t>
+      </w:r>
+      <w:r>
+        <w:t>.</w:t>
+      </w:r>
+      <w:r>
+        <w:t xml:space="preserve"> Результат сохранения файла</w:t>
+      </w:r>
     </w:p>
     <w:p>
       <w:pPr>
         <w:ind w:firstLine="709"/>
-        <w:outlineLvl w:val="1"/>
-        <w:rPr>
-          <w:b/>
-          <w:bCs/>
-        </w:rPr>
-      </w:pPr>
-      <w:bookmarkStart w:id="31" w:name="_Toc180054727"/>
-      <w:r>
-        <w:rPr>
-          <w:b/>
-          <w:bCs/>
-        </w:rPr>
-        <w:t>5.</w:t>
-      </w:r>
-      <w:r>
-        <w:rPr>
-          <w:b/>
-          <w:bCs/>
-        </w:rPr>
-        <w:t>6</w:t>
-      </w:r>
-      <w:r>
-        <w:rPr>
-          <w:b/>
-          <w:bCs/>
-        </w:rPr>
-        <w:t>.</w:t>
-      </w:r>
-      <w:r>
-        <w:rPr>
-          <w:b/>
-          <w:bCs/>
-        </w:rPr>
-        <w:t xml:space="preserve"> Тестовый случай «Сохранить данные»</w:t>
-      </w:r>
-      <w:bookmarkEnd w:id="31"/>
-    </w:p>
-    <w:p>
-      <w:pPr>
-        <w:ind w:firstLine="709"/>
-      </w:pPr>
-      <w:r>
-        <w:t xml:space="preserve">Для сохранения данных в таблице необходимо нажать на панели «Файл\Сохранить» (рисунок </w:t>
-      </w:r>
-      <w:r>
-        <w:t>31</w:t>
-      </w:r>
-      <w:r>
-        <w:t xml:space="preserve">). Откроется системный диалог сохранения файла, где пользователь выбирает директорию и указывает имя файла (рисунок </w:t>
+      </w:pPr>
+      <w:r>
+        <w:lastRenderedPageBreak/>
+        <w:t xml:space="preserve">В случае, если таблица пуста, сохранение не производится (рисунок </w:t>
       </w:r>
       <w:r>
         <w:t>3</w:t>
       </w:r>
       <w:r>
-        <w:t>2</w:t>
+        <w:t>5</w:t>
       </w:r>
       <w:r>
         <w:t>).</w:t>
@@ -10509,10 +10819,10 @@
           <w:noProof/>
         </w:rPr>
         <w:drawing>
-          <wp:inline distT="0" distB="0" distL="0" distR="0" wp14:anchorId="0BC6F57F" wp14:editId="6E54C2A1">
-            <wp:extent cx="4550055" cy="2932089"/>
-            <wp:effectExtent l="0" t="0" r="3175" b="1905"/>
-            <wp:docPr id="752585088" name="Рисунок 752585088"/>
+          <wp:inline distT="0" distB="0" distL="0" distR="0" wp14:anchorId="345F71A2" wp14:editId="4F963723">
+            <wp:extent cx="2392070" cy="1245187"/>
+            <wp:effectExtent l="0" t="0" r="8255" b="0"/>
+            <wp:docPr id="752585093" name="Рисунок 752585093"/>
             <wp:cNvGraphicFramePr>
               <a:graphicFrameLocks xmlns:a="http://schemas.openxmlformats.org/drawingml/2006/main" noChangeAspect="1"/>
             </wp:cNvGraphicFramePr>
@@ -10532,336 +10842,6 @@
                   <pic:spPr>
                     <a:xfrm>
                       <a:off x="0" y="0"/>
-                      <a:ext cx="4562176" cy="2939900"/>
-                    </a:xfrm>
-                    <a:prstGeom prst="rect">
-                      <a:avLst/>
-                    </a:prstGeom>
-                  </pic:spPr>
-                </pic:pic>
-              </a:graphicData>
-            </a:graphic>
-          </wp:inline>
-        </w:drawing>
-      </w:r>
-    </w:p>
-    <w:p>
-      <w:pPr>
-        <w:ind w:firstLine="0"/>
-        <w:jc w:val="center"/>
-      </w:pPr>
-      <w:r>
-        <w:t xml:space="preserve">Рисунок </w:t>
-      </w:r>
-      <w:r>
-        <w:t>3</w:t>
-      </w:r>
-      <w:r>
-        <w:t>1</w:t>
-      </w:r>
-      <w:r>
-        <w:t>.</w:t>
-      </w:r>
-      <w:r>
-        <w:t xml:space="preserve"> Сохранение данных</w:t>
-      </w:r>
-    </w:p>
-    <w:p>
-      <w:pPr>
-        <w:ind w:firstLine="0"/>
-        <w:jc w:val="center"/>
-      </w:pPr>
-      <w:r>
-        <w:rPr>
-          <w:noProof/>
-        </w:rPr>
-        <w:lastRenderedPageBreak/>
-        <w:drawing>
-          <wp:inline distT="0" distB="0" distL="0" distR="0" wp14:anchorId="52DCDD08" wp14:editId="4FE2774F">
-            <wp:extent cx="5265478" cy="2779776"/>
-            <wp:effectExtent l="0" t="0" r="0" b="1905"/>
-            <wp:docPr id="752585091" name="Рисунок 752585091"/>
-            <wp:cNvGraphicFramePr>
-              <a:graphicFrameLocks xmlns:a="http://schemas.openxmlformats.org/drawingml/2006/main" noChangeAspect="1"/>
-            </wp:cNvGraphicFramePr>
-            <a:graphic xmlns:a="http://schemas.openxmlformats.org/drawingml/2006/main">
-              <a:graphicData uri="http://schemas.openxmlformats.org/drawingml/2006/picture">
-                <pic:pic xmlns:pic="http://schemas.openxmlformats.org/drawingml/2006/picture">
-                  <pic:nvPicPr>
-                    <pic:cNvPr id="1" name=""/>
-                    <pic:cNvPicPr/>
-                  </pic:nvPicPr>
-                  <pic:blipFill>
-                    <a:blip r:embed="rId44"/>
-                    <a:stretch>
-                      <a:fillRect/>
-                    </a:stretch>
-                  </pic:blipFill>
-                  <pic:spPr>
-                    <a:xfrm>
-                      <a:off x="0" y="0"/>
-                      <a:ext cx="5277822" cy="2786293"/>
-                    </a:xfrm>
-                    <a:prstGeom prst="rect">
-                      <a:avLst/>
-                    </a:prstGeom>
-                  </pic:spPr>
-                </pic:pic>
-              </a:graphicData>
-            </a:graphic>
-          </wp:inline>
-        </w:drawing>
-      </w:r>
-    </w:p>
-    <w:p>
-      <w:pPr>
-        <w:ind w:firstLine="0"/>
-        <w:jc w:val="center"/>
-      </w:pPr>
-      <w:r>
-        <w:t xml:space="preserve">Рисунок </w:t>
-      </w:r>
-      <w:r>
-        <w:t>3</w:t>
-      </w:r>
-      <w:r>
-        <w:t>2</w:t>
-      </w:r>
-      <w:r>
-        <w:t>.</w:t>
-      </w:r>
-      <w:r>
-        <w:t xml:space="preserve"> Сохранение файла</w:t>
-      </w:r>
-    </w:p>
-    <w:p>
-      <w:pPr>
-        <w:ind w:firstLine="709"/>
-      </w:pPr>
-    </w:p>
-    <w:p>
-      <w:pPr>
-        <w:ind w:firstLine="709"/>
-      </w:pPr>
-      <w:r>
-        <w:t xml:space="preserve">После сохранения данных в файл появится соответствующее сообщение (рисунки </w:t>
-      </w:r>
-      <w:r>
-        <w:t>3</w:t>
-      </w:r>
-      <w:r>
-        <w:t>3</w:t>
-      </w:r>
-      <w:r>
-        <w:t xml:space="preserve"> и </w:t>
-      </w:r>
-      <w:r>
-        <w:t>3</w:t>
-      </w:r>
-      <w:r>
-        <w:t>4</w:t>
-      </w:r>
-      <w:r>
-        <w:t>).</w:t>
-      </w:r>
-    </w:p>
-    <w:p>
-      <w:pPr>
-        <w:ind w:firstLine="0"/>
-        <w:jc w:val="center"/>
-      </w:pPr>
-    </w:p>
-    <w:p>
-      <w:pPr>
-        <w:ind w:firstLine="0"/>
-        <w:jc w:val="center"/>
-      </w:pPr>
-      <w:r>
-        <w:rPr>
-          <w:noProof/>
-        </w:rPr>
-        <w:drawing>
-          <wp:inline distT="0" distB="0" distL="0" distR="0" wp14:anchorId="352BCC63" wp14:editId="17AA8648">
-            <wp:extent cx="1850745" cy="1246956"/>
-            <wp:effectExtent l="0" t="0" r="0" b="0"/>
-            <wp:docPr id="752585090" name="Рисунок 752585090"/>
-            <wp:cNvGraphicFramePr>
-              <a:graphicFrameLocks xmlns:a="http://schemas.openxmlformats.org/drawingml/2006/main" noChangeAspect="1"/>
-            </wp:cNvGraphicFramePr>
-            <a:graphic xmlns:a="http://schemas.openxmlformats.org/drawingml/2006/main">
-              <a:graphicData uri="http://schemas.openxmlformats.org/drawingml/2006/picture">
-                <pic:pic xmlns:pic="http://schemas.openxmlformats.org/drawingml/2006/picture">
-                  <pic:nvPicPr>
-                    <pic:cNvPr id="1" name=""/>
-                    <pic:cNvPicPr/>
-                  </pic:nvPicPr>
-                  <pic:blipFill>
-                    <a:blip r:embed="rId45"/>
-                    <a:stretch>
-                      <a:fillRect/>
-                    </a:stretch>
-                  </pic:blipFill>
-                  <pic:spPr>
-                    <a:xfrm>
-                      <a:off x="0" y="0"/>
-                      <a:ext cx="1859881" cy="1253111"/>
-                    </a:xfrm>
-                    <a:prstGeom prst="rect">
-                      <a:avLst/>
-                    </a:prstGeom>
-                  </pic:spPr>
-                </pic:pic>
-              </a:graphicData>
-            </a:graphic>
-          </wp:inline>
-        </w:drawing>
-      </w:r>
-    </w:p>
-    <w:p>
-      <w:pPr>
-        <w:ind w:firstLine="0"/>
-        <w:jc w:val="center"/>
-      </w:pPr>
-      <w:r>
-        <w:t xml:space="preserve">Рисунок </w:t>
-      </w:r>
-      <w:r>
-        <w:t>3</w:t>
-      </w:r>
-      <w:r>
-        <w:t>3</w:t>
-      </w:r>
-      <w:r>
-        <w:t>.</w:t>
-      </w:r>
-      <w:r>
-        <w:t xml:space="preserve"> Сообщение о сохранении файла</w:t>
-      </w:r>
-    </w:p>
-    <w:p>
-      <w:pPr>
-        <w:ind w:firstLine="0"/>
-        <w:jc w:val="center"/>
-      </w:pPr>
-      <w:r>
-        <w:rPr>
-          <w:noProof/>
-        </w:rPr>
-        <w:drawing>
-          <wp:inline distT="0" distB="0" distL="0" distR="0" wp14:anchorId="0CEEEB60" wp14:editId="62024907">
-            <wp:extent cx="5145683" cy="2830982"/>
-            <wp:effectExtent l="0" t="0" r="0" b="7620"/>
-            <wp:docPr id="752585092" name="Рисунок 752585092"/>
-            <wp:cNvGraphicFramePr>
-              <a:graphicFrameLocks xmlns:a="http://schemas.openxmlformats.org/drawingml/2006/main" noChangeAspect="1"/>
-            </wp:cNvGraphicFramePr>
-            <a:graphic xmlns:a="http://schemas.openxmlformats.org/drawingml/2006/main">
-              <a:graphicData uri="http://schemas.openxmlformats.org/drawingml/2006/picture">
-                <pic:pic xmlns:pic="http://schemas.openxmlformats.org/drawingml/2006/picture">
-                  <pic:nvPicPr>
-                    <pic:cNvPr id="1" name=""/>
-                    <pic:cNvPicPr/>
-                  </pic:nvPicPr>
-                  <pic:blipFill>
-                    <a:blip r:embed="rId46"/>
-                    <a:stretch>
-                      <a:fillRect/>
-                    </a:stretch>
-                  </pic:blipFill>
-                  <pic:spPr>
-                    <a:xfrm>
-                      <a:off x="0" y="0"/>
-                      <a:ext cx="5159619" cy="2838649"/>
-                    </a:xfrm>
-                    <a:prstGeom prst="rect">
-                      <a:avLst/>
-                    </a:prstGeom>
-                  </pic:spPr>
-                </pic:pic>
-              </a:graphicData>
-            </a:graphic>
-          </wp:inline>
-        </w:drawing>
-      </w:r>
-    </w:p>
-    <w:p>
-      <w:pPr>
-        <w:ind w:firstLine="0"/>
-        <w:jc w:val="center"/>
-      </w:pPr>
-      <w:r>
-        <w:t xml:space="preserve">Рисунок </w:t>
-      </w:r>
-      <w:r>
-        <w:t>3</w:t>
-      </w:r>
-      <w:r>
-        <w:t>4</w:t>
-      </w:r>
-      <w:r>
-        <w:t>.</w:t>
-      </w:r>
-      <w:r>
-        <w:t xml:space="preserve"> Результат сохранения файла</w:t>
-      </w:r>
-    </w:p>
-    <w:p>
-      <w:pPr>
-        <w:ind w:firstLine="709"/>
-      </w:pPr>
-      <w:r>
-        <w:lastRenderedPageBreak/>
-        <w:t xml:space="preserve">В случае, если таблица пуста, сохранение не производится (рисунок </w:t>
-      </w:r>
-      <w:r>
-        <w:t>3</w:t>
-      </w:r>
-      <w:r>
-        <w:t>5</w:t>
-      </w:r>
-      <w:r>
-        <w:t>).</w:t>
-      </w:r>
-    </w:p>
-    <w:p>
-      <w:pPr>
-        <w:ind w:firstLine="0"/>
-        <w:jc w:val="center"/>
-      </w:pPr>
-    </w:p>
-    <w:p>
-      <w:pPr>
-        <w:ind w:firstLine="0"/>
-        <w:jc w:val="center"/>
-      </w:pPr>
-      <w:r>
-        <w:rPr>
-          <w:noProof/>
-        </w:rPr>
-        <w:drawing>
-          <wp:inline distT="0" distB="0" distL="0" distR="0" wp14:anchorId="345F71A2" wp14:editId="4F963723">
-            <wp:extent cx="2392070" cy="1245187"/>
-            <wp:effectExtent l="0" t="0" r="8255" b="0"/>
-            <wp:docPr id="752585093" name="Рисунок 752585093"/>
-            <wp:cNvGraphicFramePr>
-              <a:graphicFrameLocks xmlns:a="http://schemas.openxmlformats.org/drawingml/2006/main" noChangeAspect="1"/>
-            </wp:cNvGraphicFramePr>
-            <a:graphic xmlns:a="http://schemas.openxmlformats.org/drawingml/2006/main">
-              <a:graphicData uri="http://schemas.openxmlformats.org/drawingml/2006/picture">
-                <pic:pic xmlns:pic="http://schemas.openxmlformats.org/drawingml/2006/picture">
-                  <pic:nvPicPr>
-                    <pic:cNvPr id="1" name=""/>
-                    <pic:cNvPicPr/>
-                  </pic:nvPicPr>
-                  <pic:blipFill>
-                    <a:blip r:embed="rId47"/>
-                    <a:stretch>
-                      <a:fillRect/>
-                    </a:stretch>
-                  </pic:blipFill>
-                  <pic:spPr>
-                    <a:xfrm>
-                      <a:off x="0" y="0"/>
                       <a:ext cx="2402977" cy="1250865"/>
                     </a:xfrm>
                     <a:prstGeom prst="rect">
@@ -10911,7 +10891,7 @@
           <w:bCs/>
         </w:rPr>
       </w:pPr>
-      <w:bookmarkStart w:id="32" w:name="_Toc180054728"/>
+      <w:bookmarkStart w:id="31" w:name="_Toc180054728"/>
       <w:r>
         <w:rPr>
           <w:b/>
@@ -10947,7 +10927,7 @@
         </w:rPr>
         <w:t>Тестовый случай «Загрузить данные»</w:t>
       </w:r>
-      <w:bookmarkEnd w:id="32"/>
+      <w:bookmarkEnd w:id="31"/>
     </w:p>
     <w:p>
       <w:pPr>
@@ -10997,7 +10977,7 @@
                     <pic:cNvPicPr/>
                   </pic:nvPicPr>
                   <pic:blipFill rotWithShape="1">
-                    <a:blip r:embed="rId48"/>
+                    <a:blip r:embed="rId44"/>
                     <a:srcRect l="339" t="1382" r="523" b="1166"/>
                     <a:stretch/>
                   </pic:blipFill>
@@ -11107,7 +11087,7 @@
                     <pic:cNvPicPr/>
                   </pic:nvPicPr>
                   <pic:blipFill>
-                    <a:blip r:embed="rId49"/>
+                    <a:blip r:embed="rId45"/>
                     <a:stretch>
                       <a:fillRect/>
                     </a:stretch>
@@ -11174,7 +11154,7 @@
                     <pic:cNvPicPr/>
                   </pic:nvPicPr>
                   <pic:blipFill>
-                    <a:blip r:embed="rId50"/>
+                    <a:blip r:embed="rId46"/>
                     <a:stretch>
                       <a:fillRect/>
                     </a:stretch>
@@ -11241,7 +11221,7 @@
                     <pic:cNvPicPr/>
                   </pic:nvPicPr>
                   <pic:blipFill>
-                    <a:blip r:embed="rId51"/>
+                    <a:blip r:embed="rId47"/>
                     <a:stretch>
                       <a:fillRect/>
                     </a:stretch>
@@ -11402,7 +11382,7 @@
                     <pic:cNvPicPr/>
                   </pic:nvPicPr>
                   <pic:blipFill>
-                    <a:blip r:embed="rId52"/>
+                    <a:blip r:embed="rId48"/>
                     <a:stretch>
                       <a:fillRect/>
                     </a:stretch>
@@ -11466,7 +11446,7 @@
           <w:bCs/>
         </w:rPr>
       </w:pPr>
-      <w:bookmarkStart w:id="33" w:name="_Toc180054729"/>
+      <w:bookmarkStart w:id="32" w:name="_Toc180054729"/>
       <w:r>
         <w:rPr>
           <w:b/>
@@ -11482,10 +11462,10 @@
         </w:rPr>
         <w:t>писок использованных источников</w:t>
       </w:r>
+      <w:bookmarkEnd w:id="14"/>
       <w:bookmarkEnd w:id="15"/>
       <w:bookmarkEnd w:id="16"/>
-      <w:bookmarkEnd w:id="17"/>
-      <w:bookmarkEnd w:id="33"/>
+      <w:bookmarkEnd w:id="32"/>
     </w:p>
     <w:p>
       <w:pPr>
@@ -11643,10 +11623,10 @@
           <w:bCs/>
         </w:rPr>
       </w:pPr>
-      <w:bookmarkStart w:id="34" w:name="_Toc74829070"/>
-      <w:bookmarkStart w:id="35" w:name="_Toc74956679"/>
-      <w:bookmarkStart w:id="36" w:name="_Toc136600561"/>
-      <w:bookmarkStart w:id="37" w:name="_Toc180054730"/>
+      <w:bookmarkStart w:id="33" w:name="_Toc74829070"/>
+      <w:bookmarkStart w:id="34" w:name="_Toc74956679"/>
+      <w:bookmarkStart w:id="35" w:name="_Toc136600561"/>
+      <w:bookmarkStart w:id="36" w:name="_Toc180054730"/>
       <w:r>
         <w:rPr>
           <w:b/>
@@ -11655,10 +11635,10 @@
         <w:lastRenderedPageBreak/>
         <w:t>ПРИЛОЖЕНИЕ А</w:t>
       </w:r>
+      <w:bookmarkEnd w:id="33"/>
       <w:bookmarkEnd w:id="34"/>
       <w:bookmarkEnd w:id="35"/>
       <w:bookmarkEnd w:id="36"/>
-      <w:bookmarkEnd w:id="37"/>
     </w:p>
     <w:p>
       <w:pPr>
@@ -15735,127 +15715,6 @@
     </w:sectPr>
   </w:body>
 </w:document>
-</file>
-
-<file path=word/comments.xml><?xml version="1.0" encoding="utf-8"?>
-<w:comments xmlns:wpc="http://schemas.microsoft.com/office/word/2010/wordprocessingCanvas" xmlns:cx="http://schemas.microsoft.com/office/drawing/2014/chartex" xmlns:cx1="http://schemas.microsoft.com/office/drawing/2015/9/8/chartex" xmlns:cx2="http://schemas.microsoft.com/office/drawing/2015/10/21/chartex" xmlns:cx3="http://schemas.microsoft.com/office/drawing/2016/5/9/chartex" xmlns:cx4="http://schemas.microsoft.com/office/drawing/2016/5/10/chartex" xmlns:cx5="http://schemas.microsoft.com/office/drawing/2016/5/11/chartex" xmlns:cx6="http://schemas.microsoft.com/office/drawing/2016/5/12/chartex" xmlns:cx7="http://schemas.microsoft.com/office/drawing/2016/5/13/chartex" xmlns:cx8="http://schemas.microsoft.com/office/drawing/2016/5/14/chartex" xmlns:mc="http://schemas.openxmlformats.org/markup-compatibility/2006" xmlns:aink="http://schemas.microsoft.com/office/drawing/2016/ink" xmlns:am3d="http://schemas.microsoft.com/office/drawing/2017/model3d" xmlns:o="urn:schemas-microsoft-com:office:office" xmlns:r="http://schemas.openxmlformats.org/officeDocument/2006/relationships" xmlns:m="http://schemas.openxmlformats.org/officeDocument/2006/math" xmlns:v="urn:schemas-microsoft-com:vml" xmlns:wp14="http://schemas.microsoft.com/office/word/2010/wordprocessingDrawing" xmlns:wp="http://schemas.openxmlformats.org/drawingml/2006/wordprocessingDrawing" xmlns:w10="urn:schemas-microsoft-com:office:word" xmlns:w="http://schemas.openxmlformats.org/wordprocessingml/2006/main" xmlns:w14="http://schemas.microsoft.com/office/word/2010/wordml" xmlns:w15="http://schemas.microsoft.com/office/word/2012/wordml" xmlns:w16cex="http://schemas.microsoft.com/office/word/2018/wordml/cex" xmlns:w16cid="http://schemas.microsoft.com/office/word/2016/wordml/cid" xmlns:w16="http://schemas.microsoft.com/office/word/2018/wordml" xmlns:w16sdtdh="http://schemas.microsoft.com/office/word/2020/wordml/sdtdatahash" xmlns:w16se="http://schemas.microsoft.com/office/word/2015/wordml/symex" xmlns:wpg="http://schemas.microsoft.com/office/word/2010/wordprocessingGroup" xmlns:wpi="http://schemas.microsoft.com/office/word/2010/wordprocessingInk" xmlns:wne="http://schemas.microsoft.com/office/word/2006/wordml" xmlns:wps="http://schemas.microsoft.com/office/word/2010/wordprocessingShape" mc:Ignorable="w14 w15 w16se w16cid w16 w16cex w16sdtdh wp14">
-  <w:comment w:id="11" w:author="tpu-user" w:date="2024-10-17T11:27:00Z" w:initials="tu">
-    <w:p>
-      <w:pPr>
-        <w:pStyle w:val="ac"/>
-        <w:rPr>
-          <w:lang w:val="en-US"/>
-        </w:rPr>
-      </w:pPr>
-      <w:r>
-        <w:rPr>
-          <w:rStyle w:val="ab"/>
-        </w:rPr>
-        <w:annotationRef/>
-      </w:r>
-      <w:proofErr w:type="spellStart"/>
-      <w:r>
-        <w:rPr>
-          <w:lang w:val="en-US"/>
-        </w:rPr>
-        <w:t>AddSalary</w:t>
-      </w:r>
-      <w:proofErr w:type="spellEnd"/>
-      <w:r>
-        <w:rPr>
-          <w:lang w:val="en-US"/>
-        </w:rPr>
-        <w:t xml:space="preserve"> – Control – </w:t>
-      </w:r>
-      <w:r>
-        <w:t>развернуть</w:t>
-      </w:r>
-      <w:r>
-        <w:rPr>
-          <w:lang w:val="en-US"/>
-        </w:rPr>
-        <w:t xml:space="preserve"> </w:t>
-      </w:r>
-      <w:r>
-        <w:t>связь</w:t>
-      </w:r>
-    </w:p>
-    <w:p>
-      <w:pPr>
-        <w:pStyle w:val="ac"/>
-      </w:pPr>
-      <w:proofErr w:type="spellStart"/>
-      <w:r>
-        <w:rPr>
-          <w:lang w:val="en-US"/>
-        </w:rPr>
-        <w:t>AddSalary</w:t>
-      </w:r>
-      <w:proofErr w:type="spellEnd"/>
-      <w:r>
-        <w:rPr>
-          <w:lang w:val="en-US"/>
-        </w:rPr>
-        <w:t xml:space="preserve">-SalaryBase – </w:t>
-      </w:r>
-      <w:r>
-        <w:t>тип</w:t>
-      </w:r>
-      <w:r>
-        <w:rPr>
-          <w:lang w:val="en-US"/>
-        </w:rPr>
-        <w:t xml:space="preserve"> </w:t>
-      </w:r>
-      <w:r>
-        <w:t>связи</w:t>
-      </w:r>
-    </w:p>
-    <w:p>
-      <w:pPr>
-        <w:pStyle w:val="ac"/>
-      </w:pPr>
-    </w:p>
-    <w:p>
-      <w:pPr>
-        <w:pStyle w:val="ac"/>
-        <w:rPr>
-          <w:b/>
-          <w:bCs/>
-          <w:lang w:val="en-US"/>
-        </w:rPr>
-      </w:pPr>
-      <w:r>
-        <w:rPr>
-          <w:b/>
-          <w:bCs/>
-          <w:sz w:val="48"/>
-          <w:szCs w:val="48"/>
-          <w:lang w:val="en-US"/>
-        </w:rPr>
-        <w:t>+</w:t>
-      </w:r>
-    </w:p>
-  </w:comment>
-</w:comments>
-</file>
-
-<file path=word/commentsExtended.xml><?xml version="1.0" encoding="utf-8"?>
-<w15:commentsEx xmlns:wpc="http://schemas.microsoft.com/office/word/2010/wordprocessingCanvas" xmlns:cx="http://schemas.microsoft.com/office/drawing/2014/chartex" xmlns:cx1="http://schemas.microsoft.com/office/drawing/2015/9/8/chartex" xmlns:cx2="http://schemas.microsoft.com/office/drawing/2015/10/21/chartex" xmlns:cx3="http://schemas.microsoft.com/office/drawing/2016/5/9/chartex" xmlns:cx4="http://schemas.microsoft.com/office/drawing/2016/5/10/chartex" xmlns:cx5="http://schemas.microsoft.com/office/drawing/2016/5/11/chartex" xmlns:cx6="http://schemas.microsoft.com/office/drawing/2016/5/12/chartex" xmlns:cx7="http://schemas.microsoft.com/office/drawing/2016/5/13/chartex" xmlns:cx8="http://schemas.microsoft.com/office/drawing/2016/5/14/chartex" xmlns:mc="http://schemas.openxmlformats.org/markup-compatibility/2006" xmlns:aink="http://schemas.microsoft.com/office/drawing/2016/ink" xmlns:am3d="http://schemas.microsoft.com/office/drawing/2017/model3d" xmlns:o="urn:schemas-microsoft-com:office:office" xmlns:r="http://schemas.openxmlformats.org/officeDocument/2006/relationships" xmlns:m="http://schemas.openxmlformats.org/officeDocument/2006/math" xmlns:v="urn:schemas-microsoft-com:vml" xmlns:wp14="http://schemas.microsoft.com/office/word/2010/wordprocessingDrawing" xmlns:wp="http://schemas.openxmlformats.org/drawingml/2006/wordprocessingDrawing" xmlns:w10="urn:schemas-microsoft-com:office:word" xmlns:w="http://schemas.openxmlformats.org/wordprocessingml/2006/main" xmlns:w14="http://schemas.microsoft.com/office/word/2010/wordml" xmlns:w15="http://schemas.microsoft.com/office/word/2012/wordml" xmlns:w16cex="http://schemas.microsoft.com/office/word/2018/wordml/cex" xmlns:w16cid="http://schemas.microsoft.com/office/word/2016/wordml/cid" xmlns:w16="http://schemas.microsoft.com/office/word/2018/wordml" xmlns:w16sdtdh="http://schemas.microsoft.com/office/word/2020/wordml/sdtdatahash" xmlns:w16se="http://schemas.microsoft.com/office/word/2015/wordml/symex" xmlns:wpg="http://schemas.microsoft.com/office/word/2010/wordprocessingGroup" xmlns:wpi="http://schemas.microsoft.com/office/word/2010/wordprocessingInk" xmlns:wne="http://schemas.microsoft.com/office/word/2006/wordml" xmlns:wps="http://schemas.microsoft.com/office/word/2010/wordprocessingShape" mc:Ignorable="w14 w15 w16se w16cid w16 w16cex w16sdtdh wp14">
-  <w15:commentEx w15:paraId="7730A968" w15:done="0"/>
-</w15:commentsEx>
-</file>
-
-<file path=word/commentsExtensible.xml><?xml version="1.0" encoding="utf-8"?>
-<w16cex:commentsExtensible xmlns:wpc="http://schemas.microsoft.com/office/word/2010/wordprocessingCanvas" xmlns:cx="http://schemas.microsoft.com/office/drawing/2014/chartex" xmlns:cx1="http://schemas.microsoft.com/office/drawing/2015/9/8/chartex" xmlns:cx2="http://schemas.microsoft.com/office/drawing/2015/10/21/chartex" xmlns:cx3="http://schemas.microsoft.com/office/drawing/2016/5/9/chartex" xmlns:cx4="http://schemas.microsoft.com/office/drawing/2016/5/10/chartex" xmlns:cx5="http://schemas.microsoft.com/office/drawing/2016/5/11/chartex" xmlns:cx6="http://schemas.microsoft.com/office/drawing/2016/5/12/chartex" xmlns:cx7="http://schemas.microsoft.com/office/drawing/2016/5/13/chartex" xmlns:cx8="http://schemas.microsoft.com/office/drawing/2016/5/14/chartex" xmlns:mc="http://schemas.openxmlformats.org/markup-compatibility/2006" xmlns:aink="http://schemas.microsoft.com/office/drawing/2016/ink" xmlns:am3d="http://schemas.microsoft.com/office/drawing/2017/model3d" xmlns:o="urn:schemas-microsoft-com:office:office" xmlns:r="http://schemas.openxmlformats.org/officeDocument/2006/relationships" xmlns:m="http://schemas.openxmlformats.org/officeDocument/2006/math" xmlns:v="urn:schemas-microsoft-com:vml" xmlns:wp14="http://schemas.microsoft.com/office/word/2010/wordprocessingDrawing" xmlns:wp="http://schemas.openxmlformats.org/drawingml/2006/wordprocessingDrawing" xmlns:w10="urn:schemas-microsoft-com:office:word" xmlns:w="http://schemas.openxmlformats.org/wordprocessingml/2006/main" xmlns:w14="http://schemas.microsoft.com/office/word/2010/wordml" xmlns:w15="http://schemas.microsoft.com/office/word/2012/wordml" xmlns:w16cex="http://schemas.microsoft.com/office/word/2018/wordml/cex" xmlns:w16cid="http://schemas.microsoft.com/office/word/2016/wordml/cid" xmlns:w16="http://schemas.microsoft.com/office/word/2018/wordml" xmlns:w16sdtdh="http://schemas.microsoft.com/office/word/2020/wordml/sdtdatahash" xmlns:w16se="http://schemas.microsoft.com/office/word/2015/wordml/symex" xmlns:wpg="http://schemas.microsoft.com/office/word/2010/wordprocessingGroup" xmlns:wpi="http://schemas.microsoft.com/office/word/2010/wordprocessingInk" xmlns:wne="http://schemas.microsoft.com/office/word/2006/wordml" xmlns:wps="http://schemas.microsoft.com/office/word/2010/wordprocessingShape" mc:Ignorable="w14 w15 w16se w16cid w16 w16cex w16sdtdh wp14">
-  <w16cex:commentExtensible w16cex:durableId="2ABB733C" w16cex:dateUtc="2024-10-17T04:27:00Z"/>
-</w16cex:commentsExtensible>
-</file>
-
-<file path=word/commentsIds.xml><?xml version="1.0" encoding="utf-8"?>
-<w16cid:commentsIds xmlns:wpc="http://schemas.microsoft.com/office/word/2010/wordprocessingCanvas" xmlns:cx="http://schemas.microsoft.com/office/drawing/2014/chartex" xmlns:cx1="http://schemas.microsoft.com/office/drawing/2015/9/8/chartex" xmlns:cx2="http://schemas.microsoft.com/office/drawing/2015/10/21/chartex" xmlns:cx3="http://schemas.microsoft.com/office/drawing/2016/5/9/chartex" xmlns:cx4="http://schemas.microsoft.com/office/drawing/2016/5/10/chartex" xmlns:cx5="http://schemas.microsoft.com/office/drawing/2016/5/11/chartex" xmlns:cx6="http://schemas.microsoft.com/office/drawing/2016/5/12/chartex" xmlns:cx7="http://schemas.microsoft.com/office/drawing/2016/5/13/chartex" xmlns:cx8="http://schemas.microsoft.com/office/drawing/2016/5/14/chartex" xmlns:mc="http://schemas.openxmlformats.org/markup-compatibility/2006" xmlns:aink="http://schemas.microsoft.com/office/drawing/2016/ink" xmlns:am3d="http://schemas.microsoft.com/office/drawing/2017/model3d" xmlns:o="urn:schemas-microsoft-com:office:office" xmlns:r="http://schemas.openxmlformats.org/officeDocument/2006/relationships" xmlns:m="http://schemas.openxmlformats.org/officeDocument/2006/math" xmlns:v="urn:schemas-microsoft-com:vml" xmlns:wp14="http://schemas.microsoft.com/office/word/2010/wordprocessingDrawing" xmlns:wp="http://schemas.openxmlformats.org/drawingml/2006/wordprocessingDrawing" xmlns:w10="urn:schemas-microsoft-com:office:word" xmlns:w="http://schemas.openxmlformats.org/wordprocessingml/2006/main" xmlns:w14="http://schemas.microsoft.com/office/word/2010/wordml" xmlns:w15="http://schemas.microsoft.com/office/word/2012/wordml" xmlns:w16cex="http://schemas.microsoft.com/office/word/2018/wordml/cex" xmlns:w16cid="http://schemas.microsoft.com/office/word/2016/wordml/cid" xmlns:w16="http://schemas.microsoft.com/office/word/2018/wordml" xmlns:w16sdtdh="http://schemas.microsoft.com/office/word/2020/wordml/sdtdatahash" xmlns:w16se="http://schemas.microsoft.com/office/word/2015/wordml/symex" xmlns:wpg="http://schemas.microsoft.com/office/word/2010/wordprocessingGroup" xmlns:wpi="http://schemas.microsoft.com/office/word/2010/wordprocessingInk" xmlns:wne="http://schemas.microsoft.com/office/word/2006/wordml" xmlns:wps="http://schemas.microsoft.com/office/word/2010/wordprocessingShape" mc:Ignorable="w14 w15 w16se w16cid w16 w16cex w16sdtdh wp14">
-  <w16cid:commentId w16cid:paraId="7730A968" w16cid:durableId="2ABB733C"/>
-</w16cid:commentsIds>
 </file>
 
 <file path=word/endnotes.xml><?xml version="1.0" encoding="utf-8"?>
@@ -16652,14 +16511,6 @@
     <w:abstractNumId w:val="3"/>
   </w:num>
 </w:numbering>
-</file>
-
-<file path=word/people.xml><?xml version="1.0" encoding="utf-8"?>
-<w15:people xmlns:wpc="http://schemas.microsoft.com/office/word/2010/wordprocessingCanvas" xmlns:cx="http://schemas.microsoft.com/office/drawing/2014/chartex" xmlns:cx1="http://schemas.microsoft.com/office/drawing/2015/9/8/chartex" xmlns:cx2="http://schemas.microsoft.com/office/drawing/2015/10/21/chartex" xmlns:cx3="http://schemas.microsoft.com/office/drawing/2016/5/9/chartex" xmlns:cx4="http://schemas.microsoft.com/office/drawing/2016/5/10/chartex" xmlns:cx5="http://schemas.microsoft.com/office/drawing/2016/5/11/chartex" xmlns:cx6="http://schemas.microsoft.com/office/drawing/2016/5/12/chartex" xmlns:cx7="http://schemas.microsoft.com/office/drawing/2016/5/13/chartex" xmlns:cx8="http://schemas.microsoft.com/office/drawing/2016/5/14/chartex" xmlns:mc="http://schemas.openxmlformats.org/markup-compatibility/2006" xmlns:aink="http://schemas.microsoft.com/office/drawing/2016/ink" xmlns:am3d="http://schemas.microsoft.com/office/drawing/2017/model3d" xmlns:o="urn:schemas-microsoft-com:office:office" xmlns:r="http://schemas.openxmlformats.org/officeDocument/2006/relationships" xmlns:m="http://schemas.openxmlformats.org/officeDocument/2006/math" xmlns:v="urn:schemas-microsoft-com:vml" xmlns:wp14="http://schemas.microsoft.com/office/word/2010/wordprocessingDrawing" xmlns:wp="http://schemas.openxmlformats.org/drawingml/2006/wordprocessingDrawing" xmlns:w10="urn:schemas-microsoft-com:office:word" xmlns:w="http://schemas.openxmlformats.org/wordprocessingml/2006/main" xmlns:w14="http://schemas.microsoft.com/office/word/2010/wordml" xmlns:w15="http://schemas.microsoft.com/office/word/2012/wordml" xmlns:w16cex="http://schemas.microsoft.com/office/word/2018/wordml/cex" xmlns:w16cid="http://schemas.microsoft.com/office/word/2016/wordml/cid" xmlns:w16="http://schemas.microsoft.com/office/word/2018/wordml" xmlns:w16sdtdh="http://schemas.microsoft.com/office/word/2020/wordml/sdtdatahash" xmlns:w16se="http://schemas.microsoft.com/office/word/2015/wordml/symex" xmlns:wpg="http://schemas.microsoft.com/office/word/2010/wordprocessingGroup" xmlns:wpi="http://schemas.microsoft.com/office/word/2010/wordprocessingInk" xmlns:wne="http://schemas.microsoft.com/office/word/2006/wordml" xmlns:wps="http://schemas.microsoft.com/office/word/2010/wordprocessingShape" mc:Ignorable="w14 w15 w16se w16cid w16 w16cex w16sdtdh wp14">
-  <w15:person w15:author="tpu-user">
-    <w15:presenceInfo w15:providerId="AD" w15:userId="S-1-5-21-507921405-1993962763-1957994488-84864"/>
-  </w15:person>
-</w15:people>
 </file>
 
 <file path=word/styles.xml><?xml version="1.0" encoding="utf-8"?>
